--- a/docs/AI学习资料知识库-项目计划书.docx
+++ b/docs/AI学习资料知识库-项目计划书.docx
@@ -232,14 +232,15 @@
             <w:pPr>
               <w:spacing w:before="30" w:after="30" w:line="288" w:lineRule="auto"/>
             </w:pPr>
-            <w:r/>
+            <w:r>
+              <w:t>v1.2</w:t>
+            </w:r>
             <w:r>
               <w:rPr>
                 <w:rFonts w:ascii="微软雅黑" w:hAnsi="微软雅黑" w:eastAsia="微软雅黑"/>
                 <w:b w:val="0"/>
                 <w:sz w:val="20"/>
               </w:rPr>
-              <w:t>v1.1</w:t>
             </w:r>
           </w:p>
         </w:tc>
@@ -5967,14 +5968,15 @@
             <w:pPr>
               <w:spacing w:before="30" w:after="30" w:line="288" w:lineRule="auto"/>
             </w:pPr>
-            <w:r/>
-            <w:r>
-              <w:rPr>
-                <w:rFonts w:ascii="微软雅黑" w:hAnsi="微软雅黑" w:eastAsia="微软雅黑"/>
-                <w:b w:val="0"/>
-                <w:sz w:val="18"/>
-              </w:rPr>
-              <w:t>创建虚拟环境并安装：langchain langchain-community chromadb fastapi uvicorn streamlit langchain-ollama langchain-openai python-dotenv pypdf python-docx</w:t>
+            <w:r>
+              <w:t>创建虚拟环境并安装：langchain langchain-community chromadb fastapi uvicorn streamlit langchain-ollama langchain-openai python-dotenv pypdf python-docx；增项：sentence-transformers（经确认，用于承载 bge-m3 向量推理，连带安装 torch 2.14.1+cpu）</w:t>
+            </w:r>
+            <w:r>
+              <w:rPr>
+                <w:rFonts w:ascii="微软雅黑" w:hAnsi="微软雅黑" w:eastAsia="微软雅黑"/>
+                <w:b w:val="0"/>
+                <w:sz w:val="18"/>
+              </w:rPr>
             </w:r>
           </w:p>
         </w:tc>
@@ -6007,14 +6009,15 @@
             <w:pPr>
               <w:spacing w:before="30" w:after="30" w:line="288" w:lineRule="auto"/>
             </w:pPr>
-            <w:r/>
-            <w:r>
-              <w:rPr>
-                <w:rFonts w:ascii="微软雅黑" w:hAnsi="微软雅黑" w:eastAsia="微软雅黑"/>
-                <w:b w:val="0"/>
-                <w:sz w:val="18"/>
-              </w:rPr>
-              <w:t>requirements.txt（pip freeze 生成）+ .venv 虚拟环境</w:t>
+            <w:r>
+              <w:t>requirements.txt（pip freeze 生成）+ .venv 虚拟环境（2026/10/20 实测：requirements.txt 148 行、145 个包、Python 3.12.10）</w:t>
+            </w:r>
+            <w:r>
+              <w:rPr>
+                <w:rFonts w:ascii="微软雅黑" w:hAnsi="微软雅黑" w:eastAsia="微软雅黑"/>
+                <w:b w:val="0"/>
+                <w:sz w:val="18"/>
+              </w:rPr>
             </w:r>
           </w:p>
         </w:tc>
@@ -15317,14 +15320,15 @@
             <w:pPr>
               <w:spacing w:before="30" w:after="30" w:line="288" w:lineRule="auto"/>
             </w:pPr>
-            <w:r/>
+            <w:r>
+              <w:t>已完成 2026/10/20</w:t>
+            </w:r>
             <w:r>
               <w:rPr>
                 <w:rFonts w:ascii="微软雅黑" w:hAnsi="微软雅黑" w:eastAsia="微软雅黑"/>
                 <w:b w:val="0"/>
                 <w:sz w:val="17"/>
               </w:rPr>
-              <w:t>未开始 □</w:t>
             </w:r>
           </w:p>
         </w:tc>
@@ -15336,7 +15340,9 @@
             <w:pPr>
               <w:spacing w:before="30" w:after="30" w:line="288" w:lineRule="auto"/>
             </w:pPr>
-            <w:r/>
+            <w:r>
+              <w:t>约 3h（含网络排障）</w:t>
+            </w:r>
             <w:r>
               <w:rPr>
                 <w:rFonts w:ascii="微软雅黑" w:hAnsi="微软雅黑" w:eastAsia="微软雅黑"/>
@@ -15354,7 +15360,9 @@
             <w:pPr>
               <w:spacing w:before="30" w:after="30" w:line="288" w:lineRule="auto"/>
             </w:pPr>
-            <w:r/>
+            <w:r>
+              <w:t>Python 3.12.10 venv，145 包；requirements.txt 148 行；bge-m3/qwen2.5:7b 待拉取</w:t>
+            </w:r>
             <w:r>
               <w:rPr>
                 <w:rFonts w:ascii="微软雅黑" w:hAnsi="微软雅黑" w:eastAsia="微软雅黑"/>
@@ -18266,6 +18274,60 @@
                 <w:sz w:val="18"/>
               </w:rPr>
               <w:t>T0.2 实测 10/10 资料均含文字层</w:t>
+            </w:r>
+          </w:p>
+        </w:tc>
+      </w:tr>
+      <w:tr>
+        <w:tc>
+          <w:tcPr>
+            <w:tcW w:type="dxa" w:w="2438"/>
+          </w:tcPr>
+          <w:p>
+            <w:r>
+              <w:rPr>
+                <w:sz w:val="18"/>
+              </w:rPr>
+              <w:t>依赖安装方式（T0.4）</w:t>
+            </w:r>
+          </w:p>
+        </w:tc>
+        <w:tc>
+          <w:tcPr>
+            <w:tcW w:type="dxa" w:w="2438"/>
+          </w:tcPr>
+          <w:p>
+            <w:r>
+              <w:rPr>
+                <w:sz w:val="18"/>
+              </w:rPr>
+              <w:t>Python 3.14 + 计划书 11 个包，无虚拟环境版本约定</w:t>
+            </w:r>
+          </w:p>
+        </w:tc>
+        <w:tc>
+          <w:tcPr>
+            <w:tcW w:type="dxa" w:w="2438"/>
+          </w:tcPr>
+          <w:p>
+            <w:r>
+              <w:rPr>
+                <w:sz w:val="18"/>
+              </w:rPr>
+              <w:t>Python 3.12.10 虚拟环境（.venv）+ 清单外增装 sentence-transformers 与 torch 2.14.1+cpu；requirements.txt 148 行精确锁版本</w:t>
+            </w:r>
+          </w:p>
+        </w:tc>
+        <w:tc>
+          <w:tcPr>
+            <w:tcW w:type="dxa" w:w="2438"/>
+          </w:tcPr>
+          <w:p>
+            <w:r>
+              <w:rPr>
+                <w:sz w:val="18"/>
+              </w:rPr>
+              <w:t>经确认改用 3.12 建 venv、以 sentence-transformers 承载 bge-m3；网络受限时改用本地 wheel 安装</w:t>
             </w:r>
           </w:p>
         </w:tc>

--- a/docs/AI学习资料知识库-项目计划书.docx
+++ b/docs/AI学习资料知识库-项目计划书.docx
@@ -15420,14 +15420,15 @@
             <w:pPr>
               <w:spacing w:before="30" w:after="30" w:line="288" w:lineRule="auto"/>
             </w:pPr>
-            <w:r/>
+            <w:r>
+              <w:t>已完成 2026/10/20</w:t>
+            </w:r>
             <w:r>
               <w:rPr>
                 <w:rFonts w:ascii="微软雅黑" w:hAnsi="微软雅黑" w:eastAsia="微软雅黑"/>
                 <w:b w:val="0"/>
                 <w:sz w:val="17"/>
               </w:rPr>
-              <w:t>未开始 □</w:t>
             </w:r>
           </w:p>
         </w:tc>
@@ -15439,7 +15440,9 @@
             <w:pPr>
               <w:spacing w:before="30" w:after="30" w:line="288" w:lineRule="auto"/>
             </w:pPr>
-            <w:r/>
+            <w:r>
+              <w:t>约 1h</w:t>
+            </w:r>
             <w:r>
               <w:rPr>
                 <w:rFonts w:ascii="微软雅黑" w:hAnsi="微软雅黑" w:eastAsia="微软雅黑"/>
@@ -15457,7 +15460,9 @@
             <w:pPr>
               <w:spacing w:before="30" w:after="30" w:line="288" w:lineRule="auto"/>
             </w:pPr>
-            <w:r/>
+            <w:r>
+              <w:t>813 页 / 829035 字 / 中文占比 35.1% / 空页 1（第 2 页）；印刷页码 = 物理页 - 18</w:t>
+            </w:r>
             <w:r>
               <w:rPr>
                 <w:rFonts w:ascii="微软雅黑" w:hAnsi="微软雅黑" w:eastAsia="微软雅黑"/>

--- a/docs/AI学习资料知识库-项目计划书.docx
+++ b/docs/AI学习资料知识库-项目计划书.docx
@@ -233,7 +233,7 @@
               <w:spacing w:before="30" w:after="30" w:line="288" w:lineRule="auto"/>
             </w:pPr>
             <w:r>
-              <w:t>v1.2</w:t>
+              <w:t>v1.3</w:t>
             </w:r>
             <w:r>
               <w:rPr>
@@ -15520,14 +15520,15 @@
             <w:pPr>
               <w:spacing w:before="30" w:after="30" w:line="288" w:lineRule="auto"/>
             </w:pPr>
-            <w:r/>
+            <w:r>
+              <w:t>已完成 2026/10/20</w:t>
+            </w:r>
             <w:r>
               <w:rPr>
                 <w:rFonts w:ascii="微软雅黑" w:hAnsi="微软雅黑" w:eastAsia="微软雅黑"/>
                 <w:b w:val="0"/>
                 <w:sz w:val="17"/>
               </w:rPr>
-              <w:t>未开始 □</w:t>
             </w:r>
           </w:p>
         </w:tc>
@@ -15539,7 +15540,9 @@
             <w:pPr>
               <w:spacing w:before="30" w:after="30" w:line="288" w:lineRule="auto"/>
             </w:pPr>
-            <w:r/>
+            <w:r>
+              <w:t>约 2h（含切分器行为排查）</w:t>
+            </w:r>
             <w:r>
               <w:rPr>
                 <w:rFonts w:ascii="微软雅黑" w:hAnsi="微软雅黑" w:eastAsia="微软雅黑"/>
@@ -15557,7 +15560,9 @@
             <w:pPr>
               <w:spacing w:before="30" w:after="30" w:line="288" w:lineRule="auto"/>
             </w:pPr>
-            <w:r/>
+            <w:r>
+              <w:t>1791 片（d2l）/148 片（rag-lewis）；长度 ≤512；相邻重叠 ≥50（切分器原生做不到，已做边界补齐）；跨页片记录 page_start/page_end</w:t>
+            </w:r>
             <w:r>
               <w:rPr>
                 <w:rFonts w:ascii="微软雅黑" w:hAnsi="微软雅黑" w:eastAsia="微软雅黑"/>
@@ -18333,6 +18338,60 @@
                 <w:sz w:val="18"/>
               </w:rPr>
               <w:t>经确认改用 3.12 建 venv、以 sentence-transformers 承载 bge-m3；网络受限时改用本地 wheel 安装</w:t>
+            </w:r>
+          </w:p>
+        </w:tc>
+      </w:tr>
+      <w:tr>
+        <w:tc>
+          <w:tcPr>
+            <w:tcW w:type="dxa" w:w="2438"/>
+          </w:tcPr>
+          <w:p>
+            <w:r>
+              <w:rPr>
+                <w:sz w:val="18"/>
+              </w:rPr>
+              <w:t>Embedding 运行时（T1.3 准备）</w:t>
+            </w:r>
+          </w:p>
+        </w:tc>
+        <w:tc>
+          <w:tcPr>
+            <w:tcW w:type="dxa" w:w="2438"/>
+          </w:tcPr>
+          <w:p>
+            <w:r>
+              <w:rPr>
+                <w:sz w:val="18"/>
+              </w:rPr>
+              <w:t>sentence-transformers + torch 2.14.1+cpu（计划书只定模型，未定运行时）</w:t>
+            </w:r>
+          </w:p>
+        </w:tc>
+        <w:tc>
+          <w:tcPr>
+            <w:tcW w:type="dxa" w:w="2438"/>
+          </w:tcPr>
+          <w:p>
+            <w:r>
+              <w:rPr>
+                <w:sz w:val="18"/>
+              </w:rPr>
+              <w:t>Ollama 内置 bge-m3（OllamaEmbeddings，1024 维）；torch/sentence-transformers 保留但本项目不使用</w:t>
+            </w:r>
+          </w:p>
+        </w:tc>
+        <w:tc>
+          <w:tcPr>
+            <w:tcW w:type="dxa" w:w="2438"/>
+          </w:tcPr>
+          <w:p>
+            <w:r>
+              <w:rPr>
+                <w:sz w:val="18"/>
+              </w:rPr>
+              <w:t>Ollama 已拉取 bge-m3（1.08GB），零额外下载；避免再从 HuggingFace 下 2.27GB 并占用 C 盘缓存</w:t>
             </w:r>
           </w:p>
         </w:tc>

--- a/docs/AI学习资料知识库-项目计划书.docx
+++ b/docs/AI学习资料知识库-项目计划书.docx
@@ -15620,14 +15620,15 @@
             <w:pPr>
               <w:spacing w:before="30" w:after="30" w:line="288" w:lineRule="auto"/>
             </w:pPr>
-            <w:r/>
+            <w:r>
+              <w:t>已完成 2026/10/20</w:t>
+            </w:r>
             <w:r>
               <w:rPr>
                 <w:rFonts w:ascii="微软雅黑" w:hAnsi="微软雅黑" w:eastAsia="微软雅黑"/>
                 <w:b w:val="0"/>
                 <w:sz w:val="17"/>
               </w:rPr>
-              <w:t>未开始 □</w:t>
             </w:r>
           </w:p>
         </w:tc>
@@ -15639,7 +15640,9 @@
             <w:pPr>
               <w:spacing w:before="30" w:after="30" w:line="288" w:lineRule="auto"/>
             </w:pPr>
-            <w:r/>
+            <w:r>
+              <w:t>约 1h</w:t>
+            </w:r>
             <w:r>
               <w:rPr>
                 <w:rFonts w:ascii="微软雅黑" w:hAnsi="微软雅黑" w:eastAsia="微软雅黑"/>
@@ -15657,7 +15660,9 @@
             <w:pPr>
               <w:spacing w:before="30" w:after="30" w:line="288" w:lineRule="auto"/>
             </w:pPr>
-            <w:r/>
+            <w:r>
+              <w:t>bge-m3（Ollama）；维度 1024；计划书指定 2 对通过（相近 0.8508 / 无关 0.2659）；补测发现无关对可达 0.35、英文相近对 0.706，绝对阈值 0.3 偏紧</w:t>
+            </w:r>
             <w:r>
               <w:rPr>
                 <w:rFonts w:ascii="微软雅黑" w:hAnsi="微软雅黑" w:eastAsia="微软雅黑"/>

--- a/docs/AI学习资料知识库-项目计划书.docx
+++ b/docs/AI学习资料知识库-项目计划书.docx
@@ -15720,14 +15720,15 @@
             <w:pPr>
               <w:spacing w:before="30" w:after="30" w:line="288" w:lineRule="auto"/>
             </w:pPr>
-            <w:r/>
+            <w:r>
+              <w:t>已完成 2026/10/20</w:t>
+            </w:r>
             <w:r>
               <w:rPr>
                 <w:rFonts w:ascii="微软雅黑" w:hAnsi="微软雅黑" w:eastAsia="微软雅黑"/>
                 <w:b w:val="0"/>
                 <w:sz w:val="17"/>
               </w:rPr>
-              <w:t>未开始 □</w:t>
             </w:r>
           </w:p>
         </w:tc>
@@ -15739,7 +15740,9 @@
             <w:pPr>
               <w:spacing w:before="30" w:after="30" w:line="288" w:lineRule="auto"/>
             </w:pPr>
-            <w:r/>
+            <w:r>
+              <w:t>约 1.5h（含排障与全量入库）</w:t>
+            </w:r>
             <w:r>
               <w:rPr>
                 <w:rFonts w:ascii="微软雅黑" w:hAnsi="微软雅黑" w:eastAsia="微软雅黑"/>
@@ -15757,7 +15760,9 @@
             <w:pPr>
               <w:spacing w:before="30" w:after="30" w:line="288" w:lineRule="auto"/>
             </w:pPr>
-            <w:r/>
+            <w:r>
+              <w:t>10 份资料共 8895 片全部入库（data/chroma，83.7MB，余弦空间）；重启后仍在；Top-5 带 source/page_start/page_end；修复 chromadb 需可写临时目录的 (code:14)</w:t>
+            </w:r>
             <w:r>
               <w:rPr>
                 <w:rFonts w:ascii="微软雅黑" w:hAnsi="微软雅黑" w:eastAsia="微软雅黑"/>

--- a/docs/AI学习资料知识库-项目计划书.docx
+++ b/docs/AI学习资料知识库-项目计划书.docx
@@ -4582,14 +4582,15 @@
             <w:pPr>
               <w:spacing w:before="30" w:after="30" w:line="288" w:lineRule="auto"/>
             </w:pPr>
-            <w:r/>
-            <w:r>
-              <w:rPr>
-                <w:rFonts w:ascii="微软雅黑" w:hAnsi="微软雅黑" w:eastAsia="微软雅黑"/>
-                <w:b w:val="0"/>
-                <w:sz w:val="18"/>
-              </w:rPr>
-              <w:t>在终端提问能返回「答案 + 出处」</w:t>
+            <w:r>
+              <w:t>在终端提问能返回「答案 + 出处」（2026/10/20 达成：scripts/05_rag.py）</w:t>
+            </w:r>
+            <w:r>
+              <w:rPr>
+                <w:rFonts w:ascii="微软雅黑" w:hAnsi="微软雅黑" w:eastAsia="微软雅黑"/>
+                <w:b w:val="0"/>
+                <w:sz w:val="18"/>
+              </w:rPr>
             </w:r>
           </w:p>
         </w:tc>
@@ -15820,14 +15821,15 @@
             <w:pPr>
               <w:spacing w:before="30" w:after="30" w:line="288" w:lineRule="auto"/>
             </w:pPr>
-            <w:r/>
+            <w:r>
+              <w:t>已完成 2026/10/20</w:t>
+            </w:r>
             <w:r>
               <w:rPr>
                 <w:rFonts w:ascii="微软雅黑" w:hAnsi="微软雅黑" w:eastAsia="微软雅黑"/>
                 <w:b w:val="0"/>
                 <w:sz w:val="17"/>
               </w:rPr>
-              <w:t>未开始 □</w:t>
             </w:r>
           </w:p>
         </w:tc>
@@ -15839,7 +15841,9 @@
             <w:pPr>
               <w:spacing w:before="30" w:after="30" w:line="288" w:lineRule="auto"/>
             </w:pPr>
-            <w:r/>
+            <w:r>
+              <w:t>约 1.5h</w:t>
+            </w:r>
             <w:r>
               <w:rPr>
                 <w:rFonts w:ascii="微软雅黑" w:hAnsi="微软雅黑" w:eastAsia="微软雅黑"/>
@@ -15857,7 +15861,9 @@
             <w:pPr>
               <w:spacing w:before="30" w:after="30" w:line="288" w:lineRule="auto"/>
             </w:pPr>
-            <w:r/>
+            <w:r>
+              <w:t>qwen2.5:7b + 检索 Top-5；闸门 0.45 双保险（低于闸门直接答「资料中没有」）；实测相关问答命中、无关问题正确拒答</w:t>
+            </w:r>
             <w:r>
               <w:rPr>
                 <w:rFonts w:ascii="微软雅黑" w:hAnsi="微软雅黑" w:eastAsia="微软雅黑"/>
@@ -15915,14 +15921,15 @@
             <w:pPr>
               <w:spacing w:before="30" w:after="30" w:line="288" w:lineRule="auto"/>
             </w:pPr>
-            <w:r/>
+            <w:r>
+              <w:t>已完成 2026/10/20</w:t>
+            </w:r>
             <w:r>
               <w:rPr>
                 <w:rFonts w:ascii="微软雅黑" w:hAnsi="微软雅黑" w:eastAsia="微软雅黑"/>
                 <w:b w:val="0"/>
                 <w:sz w:val="17"/>
               </w:rPr>
-              <w:t>未开始 □</w:t>
             </w:r>
           </w:p>
         </w:tc>
@@ -15934,7 +15941,9 @@
             <w:pPr>
               <w:spacing w:before="30" w:after="30" w:line="288" w:lineRule="auto"/>
             </w:pPr>
-            <w:r/>
+            <w:r>
+              <w:t>约 0.5h</w:t>
+            </w:r>
             <w:r>
               <w:rPr>
                 <w:rFonts w:ascii="微软雅黑" w:hAnsi="微软雅黑" w:eastAsia="微软雅黑"/>
@@ -15952,7 +15961,9 @@
             <w:pPr>
               <w:spacing w:before="30" w:after="30" w:line="288" w:lineRule="auto"/>
             </w:pPr>
-            <w:r/>
+            <w:r>
+              <w:t>固定格式 [ANSWER]/[SOURCES]，出处含 file/page/score/snippet；--json 可被 T4 评测直接调用；检索侧过滤目录点线与二进制碎片</w:t>
+            </w:r>
             <w:r>
               <w:rPr>
                 <w:rFonts w:ascii="微软雅黑" w:hAnsi="微软雅黑" w:eastAsia="微软雅黑"/>

--- a/docs/AI学习资料知识库-项目计划书.docx
+++ b/docs/AI学习资料知识库-项目计划书.docx
@@ -4680,14 +4680,15 @@
             <w:pPr>
               <w:spacing w:before="30" w:after="30" w:line="288" w:lineRule="auto"/>
             </w:pPr>
-            <w:r/>
-            <w:r>
-              <w:rPr>
-                <w:rFonts w:ascii="微软雅黑" w:hAnsi="微软雅黑" w:eastAsia="微软雅黑"/>
-                <w:b w:val="0"/>
-                <w:sz w:val="18"/>
-              </w:rPr>
-              <w:t>打开 /docs 能上传文件并提问成功</w:t>
+            <w:r>
+              <w:t>打开 /docs 能上传文件并提问成功（2026/10/20 达成：app/ 后端 + /docs 可测）</w:t>
+            </w:r>
+            <w:r>
+              <w:rPr>
+                <w:rFonts w:ascii="微软雅黑" w:hAnsi="微软雅黑" w:eastAsia="微软雅黑"/>
+                <w:b w:val="0"/>
+                <w:sz w:val="18"/>
+              </w:rPr>
             </w:r>
           </w:p>
         </w:tc>
@@ -16021,14 +16022,15 @@
             <w:pPr>
               <w:spacing w:before="30" w:after="30" w:line="288" w:lineRule="auto"/>
             </w:pPr>
-            <w:r/>
+            <w:r>
+              <w:t>已完成 2026/10/20</w:t>
+            </w:r>
             <w:r>
               <w:rPr>
                 <w:rFonts w:ascii="微软雅黑" w:hAnsi="微软雅黑" w:eastAsia="微软雅黑"/>
                 <w:b w:val="0"/>
                 <w:sz w:val="17"/>
               </w:rPr>
-              <w:t>未开始 □</w:t>
             </w:r>
           </w:p>
         </w:tc>
@@ -16040,7 +16042,9 @@
             <w:pPr>
               <w:spacing w:before="30" w:after="30" w:line="288" w:lineRule="auto"/>
             </w:pPr>
-            <w:r/>
+            <w:r>
+              <w:t>约 2h</w:t>
+            </w:r>
             <w:r>
               <w:rPr>
                 <w:rFonts w:ascii="微软雅黑" w:hAnsi="微软雅黑" w:eastAsia="微软雅黑"/>
@@ -16058,7 +16062,9 @@
             <w:pPr>
               <w:spacing w:before="30" w:after="30" w:line="288" w:lineRule="auto"/>
             </w:pPr>
-            <w:r/>
+            <w:r>
+              <w:t>app/ 下 config/llm/rag/db/main 五模块；逐模块 import 无循环依赖；python -m app.main 可启动</w:t>
+            </w:r>
             <w:r>
               <w:rPr>
                 <w:rFonts w:ascii="微软雅黑" w:hAnsi="微软雅黑" w:eastAsia="微软雅黑"/>
@@ -16116,14 +16122,15 @@
             <w:pPr>
               <w:spacing w:before="30" w:after="30" w:line="288" w:lineRule="auto"/>
             </w:pPr>
-            <w:r/>
+            <w:r>
+              <w:t>已完成 2026/10/20</w:t>
+            </w:r>
             <w:r>
               <w:rPr>
                 <w:rFonts w:ascii="微软雅黑" w:hAnsi="微软雅黑" w:eastAsia="微软雅黑"/>
                 <w:b w:val="0"/>
                 <w:sz w:val="17"/>
               </w:rPr>
-              <w:t>未开始 □</w:t>
             </w:r>
           </w:p>
         </w:tc>
@@ -16135,7 +16142,9 @@
             <w:pPr>
               <w:spacing w:before="30" w:after="30" w:line="288" w:lineRule="auto"/>
             </w:pPr>
-            <w:r/>
+            <w:r>
+              <w:t>约 0.5h</w:t>
+            </w:r>
             <w:r>
               <w:rPr>
                 <w:rFonts w:ascii="微软雅黑" w:hAnsi="微软雅黑" w:eastAsia="微软雅黑"/>
@@ -16153,7 +16162,9 @@
             <w:pPr>
               <w:spacing w:before="30" w:after="30" w:line="288" w:lineRule="auto"/>
             </w:pPr>
-            <w:r/>
+            <w:r>
+              <w:t>get_llm() 支持 ollama/deepseek，全部来自 .env；.env 已忽略、.env.example 入库；无硬编码模型名</w:t>
+            </w:r>
             <w:r>
               <w:rPr>
                 <w:rFonts w:ascii="微软雅黑" w:hAnsi="微软雅黑" w:eastAsia="微软雅黑"/>
@@ -16211,14 +16222,15 @@
             <w:pPr>
               <w:spacing w:before="30" w:after="30" w:line="288" w:lineRule="auto"/>
             </w:pPr>
-            <w:r/>
+            <w:r>
+              <w:t>已完成 2026/10/20</w:t>
+            </w:r>
             <w:r>
               <w:rPr>
                 <w:rFonts w:ascii="微软雅黑" w:hAnsi="微软雅黑" w:eastAsia="微软雅黑"/>
                 <w:b w:val="0"/>
                 <w:sz w:val="17"/>
               </w:rPr>
-              <w:t>未开始 □</w:t>
             </w:r>
           </w:p>
         </w:tc>
@@ -16230,7 +16242,9 @@
             <w:pPr>
               <w:spacing w:before="30" w:after="30" w:line="288" w:lineRule="auto"/>
             </w:pPr>
-            <w:r/>
+            <w:r>
+              <w:t>约 1h</w:t>
+            </w:r>
             <w:r>
               <w:rPr>
                 <w:rFonts w:ascii="微软雅黑" w:hAnsi="微软雅黑" w:eastAsia="微软雅黑"/>
@@ -16248,7 +16262,9 @@
             <w:pPr>
               <w:spacing w:before="30" w:after="30" w:line="288" w:lineRule="auto"/>
             </w:pPr>
-            <w:r/>
+            <w:r>
+              <w:t>POST /upload 支持 pdf/docx/md/txt，返回 chunks/size；非法类型 400；同名覆盖不重复；内容去重</w:t>
+            </w:r>
             <w:r>
               <w:rPr>
                 <w:rFonts w:ascii="微软雅黑" w:hAnsi="微软雅黑" w:eastAsia="微软雅黑"/>
@@ -16306,14 +16322,15 @@
             <w:pPr>
               <w:spacing w:before="30" w:after="30" w:line="288" w:lineRule="auto"/>
             </w:pPr>
-            <w:r/>
+            <w:r>
+              <w:t>已完成 2026/10/20</w:t>
+            </w:r>
             <w:r>
               <w:rPr>
                 <w:rFonts w:ascii="微软雅黑" w:hAnsi="微软雅黑" w:eastAsia="微软雅黑"/>
                 <w:b w:val="0"/>
                 <w:sz w:val="17"/>
               </w:rPr>
-              <w:t>未开始 □</w:t>
             </w:r>
           </w:p>
         </w:tc>
@@ -16325,7 +16342,9 @@
             <w:pPr>
               <w:spacing w:before="30" w:after="30" w:line="288" w:lineRule="auto"/>
             </w:pPr>
-            <w:r/>
+            <w:r>
+              <w:t>约 1h</w:t>
+            </w:r>
             <w:r>
               <w:rPr>
                 <w:rFonts w:ascii="微软雅黑" w:hAnsi="微软雅黑" w:eastAsia="微软雅黑"/>
@@ -16343,7 +16362,9 @@
             <w:pPr>
               <w:spacing w:before="30" w:after="30" w:line="288" w:lineRule="auto"/>
             </w:pPr>
-            <w:r/>
+            <w:r>
+              <w:t>POST /chat 返回 answer+sources+session_id；/chat/stream 为 SSE（sources→token→done），实测 19 个 token 事件</w:t>
+            </w:r>
             <w:r>
               <w:rPr>
                 <w:rFonts w:ascii="微软雅黑" w:hAnsi="微软雅黑" w:eastAsia="微软雅黑"/>
@@ -16401,14 +16422,15 @@
             <w:pPr>
               <w:spacing w:before="30" w:after="30" w:line="288" w:lineRule="auto"/>
             </w:pPr>
-            <w:r/>
+            <w:r>
+              <w:t>已完成 2026/10/20</w:t>
+            </w:r>
             <w:r>
               <w:rPr>
                 <w:rFonts w:ascii="微软雅黑" w:hAnsi="微软雅黑" w:eastAsia="微软雅黑"/>
                 <w:b w:val="0"/>
                 <w:sz w:val="17"/>
               </w:rPr>
-              <w:t>未开始 □</w:t>
             </w:r>
           </w:p>
         </w:tc>
@@ -16420,7 +16442,9 @@
             <w:pPr>
               <w:spacing w:before="30" w:after="30" w:line="288" w:lineRule="auto"/>
             </w:pPr>
-            <w:r/>
+            <w:r>
+              <w:t>约 0.5h</w:t>
+            </w:r>
             <w:r>
               <w:rPr>
                 <w:rFonts w:ascii="微软雅黑" w:hAnsi="微软雅黑" w:eastAsia="微软雅黑"/>
@@ -16438,7 +16462,9 @@
             <w:pPr>
               <w:spacing w:before="30" w:after="30" w:line="288" w:lineRule="auto"/>
             </w:pPr>
-            <w:r/>
+            <w:r>
+              <w:t>GET /files 含文件名/大小/上传时间/切片数；DELETE /files/{name} 同时删向量与磁盘文件</w:t>
+            </w:r>
             <w:r>
               <w:rPr>
                 <w:rFonts w:ascii="微软雅黑" w:hAnsi="微软雅黑" w:eastAsia="微软雅黑"/>
@@ -16496,14 +16522,15 @@
             <w:pPr>
               <w:spacing w:before="30" w:after="30" w:line="288" w:lineRule="auto"/>
             </w:pPr>
-            <w:r/>
+            <w:r>
+              <w:t>已完成 2026/10/20</w:t>
+            </w:r>
             <w:r>
               <w:rPr>
                 <w:rFonts w:ascii="微软雅黑" w:hAnsi="微软雅黑" w:eastAsia="微软雅黑"/>
                 <w:b w:val="0"/>
                 <w:sz w:val="17"/>
               </w:rPr>
-              <w:t>未开始 □</w:t>
             </w:r>
           </w:p>
         </w:tc>
@@ -16515,7 +16542,9 @@
             <w:pPr>
               <w:spacing w:before="30" w:after="30" w:line="288" w:lineRule="auto"/>
             </w:pPr>
-            <w:r/>
+            <w:r>
+              <w:t>约 0.5h</w:t>
+            </w:r>
             <w:r>
               <w:rPr>
                 <w:rFonts w:ascii="微软雅黑" w:hAnsi="微软雅黑" w:eastAsia="微软雅黑"/>
@@ -16533,7 +16562,9 @@
             <w:pPr>
               <w:spacing w:before="30" w:after="30" w:line="288" w:lineRule="auto"/>
             </w:pPr>
-            <w:r/>
+            <w:r>
+              <w:t>SQLite sessions/messages 两表，每轮问答落库；GET /sessions/{id} 可取回；进程重启后历史仍在（已验证）</w:t>
+            </w:r>
             <w:r>
               <w:rPr>
                 <w:rFonts w:ascii="微软雅黑" w:hAnsi="微软雅黑" w:eastAsia="微软雅黑"/>

--- a/docs/AI学习资料知识库-项目计划书.docx
+++ b/docs/AI学习资料知识库-项目计划书.docx
@@ -4875,14 +4875,15 @@
             <w:pPr>
               <w:spacing w:before="30" w:after="30" w:line="288" w:lineRule="auto"/>
             </w:pPr>
-            <w:r/>
-            <w:r>
-              <w:rPr>
-                <w:rFonts w:ascii="微软雅黑" w:hAnsi="微软雅黑" w:eastAsia="微软雅黑"/>
-                <w:b w:val="0"/>
-                <w:sz w:val="18"/>
-              </w:rPr>
-              <w:t>30 题测试集完成，基线指标有具体数字</w:t>
+            <w:r>
+              <w:t>30 题测试集完成，基线指标有具体数字（2026/10/20 达成：30 题基线 召回 90.0% / 准确 76.7%）</w:t>
+            </w:r>
+            <w:r>
+              <w:rPr>
+                <w:rFonts w:ascii="微软雅黑" w:hAnsi="微软雅黑" w:eastAsia="微软雅黑"/>
+                <w:b w:val="0"/>
+                <w:sz w:val="18"/>
+              </w:rPr>
             </w:r>
           </w:p>
         </w:tc>
@@ -17097,14 +17098,15 @@
             <w:pPr>
               <w:spacing w:before="30" w:after="30" w:line="288" w:lineRule="auto"/>
             </w:pPr>
-            <w:r/>
+            <w:r>
+              <w:t>已完成 2026/10/20</w:t>
+            </w:r>
             <w:r>
               <w:rPr>
                 <w:rFonts w:ascii="微软雅黑" w:hAnsi="微软雅黑" w:eastAsia="微软雅黑"/>
                 <w:b w:val="0"/>
                 <w:sz w:val="17"/>
               </w:rPr>
-              <w:t>未开始 □</w:t>
             </w:r>
           </w:p>
         </w:tc>
@@ -17116,7 +17118,9 @@
             <w:pPr>
               <w:spacing w:before="30" w:after="30" w:line="288" w:lineRule="auto"/>
             </w:pPr>
-            <w:r/>
+            <w:r>
+              <w:t>约 2h</w:t>
+            </w:r>
             <w:r>
               <w:rPr>
                 <w:rFonts w:ascii="微软雅黑" w:hAnsi="微软雅黑" w:eastAsia="微软雅黑"/>
@@ -17134,7 +17138,9 @@
             <w:pPr>
               <w:spacing w:before="30" w:after="30" w:line="288" w:lineRule="auto"/>
             </w:pPr>
-            <w:r/>
+            <w:r>
+              <w:t>data/testset.csv 30 题，覆盖 10 个文件，页码定位 100%；题目由人工核对原文段落撰写，答案取自原文</w:t>
+            </w:r>
             <w:r>
               <w:rPr>
                 <w:rFonts w:ascii="微软雅黑" w:hAnsi="微软雅黑" w:eastAsia="微软雅黑"/>
@@ -17192,14 +17198,15 @@
             <w:pPr>
               <w:spacing w:before="30" w:after="30" w:line="288" w:lineRule="auto"/>
             </w:pPr>
-            <w:r/>
+            <w:r>
+              <w:t>已完成 2026/10/20</w:t>
+            </w:r>
             <w:r>
               <w:rPr>
                 <w:rFonts w:ascii="微软雅黑" w:hAnsi="微软雅黑" w:eastAsia="微软雅黑"/>
                 <w:b w:val="0"/>
                 <w:sz w:val="17"/>
               </w:rPr>
-              <w:t>未开始 □</w:t>
             </w:r>
           </w:p>
         </w:tc>
@@ -17211,7 +17218,9 @@
             <w:pPr>
               <w:spacing w:before="30" w:after="30" w:line="288" w:lineRule="auto"/>
             </w:pPr>
-            <w:r/>
+            <w:r>
+              <w:t>约 1.5h</w:t>
+            </w:r>
             <w:r>
               <w:rPr>
                 <w:rFonts w:ascii="微软雅黑" w:hAnsi="微软雅黑" w:eastAsia="微软雅黑"/>
@@ -17229,7 +17238,9 @@
             <w:pPr>
               <w:spacing w:before="30" w:after="30" w:line="288" w:lineRule="auto"/>
             </w:pPr>
-            <w:r/>
+            <w:r>
+              <w:t>scripts/evaluate.py：一条命令跑完 30 题，输出召回率/准确率/耗时并导出 data/eval-results.csv；准确率用语义评审+人工抽检</w:t>
+            </w:r>
             <w:r>
               <w:rPr>
                 <w:rFonts w:ascii="微软雅黑" w:hAnsi="微软雅黑" w:eastAsia="微软雅黑"/>
@@ -17287,14 +17298,15 @@
             <w:pPr>
               <w:spacing w:before="30" w:after="30" w:line="288" w:lineRule="auto"/>
             </w:pPr>
-            <w:r/>
+            <w:r>
+              <w:t>已完成 2026/10/20</w:t>
+            </w:r>
             <w:r>
               <w:rPr>
                 <w:rFonts w:ascii="微软雅黑" w:hAnsi="微软雅黑" w:eastAsia="微软雅黑"/>
                 <w:b w:val="0"/>
                 <w:sz w:val="17"/>
               </w:rPr>
-              <w:t>未开始 □</w:t>
             </w:r>
           </w:p>
         </w:tc>
@@ -17306,7 +17318,9 @@
             <w:pPr>
               <w:spacing w:before="30" w:after="30" w:line="288" w:lineRule="auto"/>
             </w:pPr>
-            <w:r/>
+            <w:r>
+              <w:t>约 0.5h</w:t>
+            </w:r>
             <w:r>
               <w:rPr>
                 <w:rFonts w:ascii="微软雅黑" w:hAnsi="微软雅黑" w:eastAsia="微软雅黑"/>
@@ -17324,7 +17338,9 @@
             <w:pPr>
               <w:spacing w:before="30" w:after="30" w:line="288" w:lineRule="auto"/>
             </w:pPr>
-            <w:r/>
+            <w:r>
+              <w:t>docs/baseline.md：召回率 90.0%、准确率 76.7%、首字 2.7–3.2s、完整 7.7s，含 7 道错题与 3 道未命中的逐条分析</w:t>
+            </w:r>
             <w:r>
               <w:rPr>
                 <w:rFonts w:ascii="微软雅黑" w:hAnsi="微软雅黑" w:eastAsia="微软雅黑"/>

--- a/docs/AI学习资料知识库-项目计划书.docx
+++ b/docs/AI学习资料知识库-项目计划书.docx
@@ -15228,14 +15228,15 @@
             <w:pPr>
               <w:spacing w:before="30" w:after="30" w:line="288" w:lineRule="auto"/>
             </w:pPr>
-            <w:r/>
+            <w:r>
+              <w:t>已完成 2026/10/18</w:t>
+            </w:r>
             <w:r>
               <w:rPr>
                 <w:rFonts w:ascii="微软雅黑" w:hAnsi="微软雅黑" w:eastAsia="微软雅黑"/>
                 <w:b w:val="0"/>
                 <w:sz w:val="17"/>
               </w:rPr>
-              <w:t>未开始 □</w:t>
             </w:r>
           </w:p>
         </w:tc>
@@ -15247,7 +15248,9 @@
             <w:pPr>
               <w:spacing w:before="30" w:after="30" w:line="288" w:lineRule="auto"/>
             </w:pPr>
-            <w:r/>
+            <w:r>
+              <w:t>约 1h</w:t>
+            </w:r>
             <w:r>
               <w:rPr>
                 <w:rFonts w:ascii="微软雅黑" w:hAnsi="微软雅黑" w:eastAsia="微软雅黑"/>
@@ -15265,7 +15268,9 @@
             <w:pPr>
               <w:spacing w:before="30" w:after="30" w:line="288" w:lineRule="auto"/>
             </w:pPr>
-            <w:r/>
+            <w:r>
+              <w:t>目录骨架 + git init(main) + .gitignore + README；首个提交 bc045b3，后并入 .gitattributes（4180c67）</w:t>
+            </w:r>
             <w:r>
               <w:rPr>
                 <w:rFonts w:ascii="微软雅黑" w:hAnsi="微软雅黑" w:eastAsia="微软雅黑"/>
@@ -16623,14 +16628,15 @@
             <w:pPr>
               <w:spacing w:before="30" w:after="30" w:line="288" w:lineRule="auto"/>
             </w:pPr>
-            <w:r/>
+            <w:r>
+              <w:t>已完成 2026/10/20</w:t>
+            </w:r>
             <w:r>
               <w:rPr>
                 <w:rFonts w:ascii="微软雅黑" w:hAnsi="微软雅黑" w:eastAsia="微软雅黑"/>
                 <w:b w:val="0"/>
                 <w:sz w:val="17"/>
               </w:rPr>
-              <w:t>未开始 □</w:t>
             </w:r>
           </w:p>
         </w:tc>
@@ -16642,7 +16648,9 @@
             <w:pPr>
               <w:spacing w:before="30" w:after="30" w:line="288" w:lineRule="auto"/>
             </w:pPr>
-            <w:r/>
+            <w:r>
+              <w:t>约 1h</w:t>
+            </w:r>
             <w:r>
               <w:rPr>
                 <w:rFonts w:ascii="微软雅黑" w:hAnsi="微软雅黑" w:eastAsia="微软雅黑"/>
@@ -16660,7 +16668,9 @@
             <w:pPr>
               <w:spacing w:before="30" w:after="30" w:line="288" w:lineRule="auto"/>
             </w:pPr>
-            <w:r/>
+            <w:r>
+              <w:t>ui_streamlit.py：上传区/聊天区/出处展示，调用后端接口；8501 可访问，后端不可达时给提示</w:t>
+            </w:r>
             <w:r>
               <w:rPr>
                 <w:rFonts w:ascii="微软雅黑" w:hAnsi="微软雅黑" w:eastAsia="微软雅黑"/>

--- a/docs/AI学习资料知识库-项目计划书.docx
+++ b/docs/AI学习资料知识库-项目计划书.docx
@@ -17408,14 +17408,15 @@
             <w:pPr>
               <w:spacing w:before="30" w:after="30" w:line="288" w:lineRule="auto"/>
             </w:pPr>
-            <w:r/>
+            <w:r>
+              <w:t>代码完成，待实机验证 2026/10/20</w:t>
+            </w:r>
             <w:r>
               <w:rPr>
                 <w:rFonts w:ascii="微软雅黑" w:hAnsi="微软雅黑" w:eastAsia="微软雅黑"/>
                 <w:b w:val="0"/>
                 <w:sz w:val="17"/>
               </w:rPr>
-              <w:t>未开始 □</w:t>
             </w:r>
           </w:p>
         </w:tc>
@@ -17427,7 +17428,9 @@
             <w:pPr>
               <w:spacing w:before="30" w:after="30" w:line="288" w:lineRule="auto"/>
             </w:pPr>
-            <w:r/>
+            <w:r>
+              <w:t>约 1h</w:t>
+            </w:r>
             <w:r>
               <w:rPr>
                 <w:rFonts w:ascii="微软雅黑" w:hAnsi="微软雅黑" w:eastAsia="微软雅黑"/>
@@ -17445,7 +17448,9 @@
             <w:pPr>
               <w:spacing w:before="30" w:after="30" w:line="288" w:lineRule="auto"/>
             </w:pPr>
-            <w:r/>
+            <w:r>
+              <w:t>Dockerfile + docker-compose.yml（backend/frontend、data 与 materials 挂载、host.docker.internal 访问 Ollama）；web/Dockerfile + nginx.conf（SPA 回退、/api 反代、SSE 关缓冲）。本机未装 Docker，compose up 未验证</w:t>
+            </w:r>
             <w:r>
               <w:rPr>
                 <w:rFonts w:ascii="微软雅黑" w:hAnsi="微软雅黑" w:eastAsia="微软雅黑"/>
@@ -17503,14 +17508,15 @@
             <w:pPr>
               <w:spacing w:before="30" w:after="30" w:line="288" w:lineRule="auto"/>
             </w:pPr>
-            <w:r/>
+            <w:r>
+              <w:t>已完成 2026/10/20</w:t>
+            </w:r>
             <w:r>
               <w:rPr>
                 <w:rFonts w:ascii="微软雅黑" w:hAnsi="微软雅黑" w:eastAsia="微软雅黑"/>
                 <w:b w:val="0"/>
                 <w:sz w:val="17"/>
               </w:rPr>
-              <w:t>未开始 □</w:t>
             </w:r>
           </w:p>
         </w:tc>
@@ -17522,7 +17528,9 @@
             <w:pPr>
               <w:spacing w:before="30" w:after="30" w:line="288" w:lineRule="auto"/>
             </w:pPr>
-            <w:r/>
+            <w:r>
+              <w:t>约 1.5h</w:t>
+            </w:r>
             <w:r>
               <w:rPr>
                 <w:rFonts w:ascii="微软雅黑" w:hAnsi="微软雅黑" w:eastAsia="微软雅黑"/>
@@ -17540,7 +17548,9 @@
             <w:pPr>
               <w:spacing w:before="30" w:after="30" w:line="288" w:lineRule="auto"/>
             </w:pPr>
-            <w:r/>
+            <w:r>
+              <w:t>README 重写：架构图、快速开始、配置表、接口表、基线数字、技术要点、已知限制；截图与视频待 T5.3</w:t>
+            </w:r>
             <w:r>
               <w:rPr>
                 <w:rFonts w:ascii="微软雅黑" w:hAnsi="微软雅黑" w:eastAsia="微软雅黑"/>
@@ -17693,14 +17703,15 @@
             <w:pPr>
               <w:spacing w:before="30" w:after="30" w:line="288" w:lineRule="auto"/>
             </w:pPr>
-            <w:r/>
+            <w:r>
+              <w:t>进行中 2026/10/20</w:t>
+            </w:r>
             <w:r>
               <w:rPr>
                 <w:rFonts w:ascii="微软雅黑" w:hAnsi="微软雅黑" w:eastAsia="微软雅黑"/>
                 <w:b w:val="0"/>
                 <w:sz w:val="17"/>
               </w:rPr>
-              <w:t>未开始 □</w:t>
             </w:r>
           </w:p>
         </w:tc>
@@ -17712,7 +17723,9 @@
             <w:pPr>
               <w:spacing w:before="30" w:after="30" w:line="288" w:lineRule="auto"/>
             </w:pPr>
-            <w:r/>
+            <w:r>
+              <w:t>约 3h</w:t>
+            </w:r>
             <w:r>
               <w:rPr>
                 <w:rFonts w:ascii="微软雅黑" w:hAnsi="微软雅黑" w:eastAsia="微软雅黑"/>
@@ -17730,7 +17743,9 @@
             <w:pPr>
               <w:spacing w:before="30" w:after="30" w:line="288" w:lineRule="auto"/>
             </w:pPr>
-            <w:r/>
+            <w:r>
+              <w:t>E1 完成：256/512/1024 召回 90.0%/90.0%/86.7%，512 最优（名次 1.33、Top-1 20 题），维持默认；E3/E2 需额外拉模型，E4 待跑</w:t>
+            </w:r>
             <w:r>
               <w:rPr>
                 <w:rFonts w:ascii="微软雅黑" w:hAnsi="微软雅黑" w:eastAsia="微软雅黑"/>

--- a/docs/AI学习资料知识库-项目计划书.docx
+++ b/docs/AI学习资料知识库-项目计划书.docx
@@ -17898,14 +17898,15 @@
             <w:pPr>
               <w:spacing w:before="30" w:after="30" w:line="288" w:lineRule="auto"/>
             </w:pPr>
-            <w:r/>
+            <w:r>
+              <w:t>部分完成 2026/10/20</w:t>
+            </w:r>
             <w:r>
               <w:rPr>
                 <w:rFonts w:ascii="微软雅黑" w:hAnsi="微软雅黑" w:eastAsia="微软雅黑"/>
                 <w:b w:val="0"/>
                 <w:sz w:val="17"/>
               </w:rPr>
-              <w:t>未开始 □</w:t>
             </w:r>
           </w:p>
         </w:tc>
@@ -17917,7 +17918,9 @@
             <w:pPr>
               <w:spacing w:before="30" w:after="30" w:line="288" w:lineRule="auto"/>
             </w:pPr>
-            <w:r/>
+            <w:r>
+              <w:t>约 1h</w:t>
+            </w:r>
             <w:r>
               <w:rPr>
                 <w:rFonts w:ascii="微软雅黑" w:hAnsi="微软雅黑" w:eastAsia="微软雅黑"/>
@@ -17935,7 +17938,9 @@
             <w:pPr>
               <w:spacing w:before="30" w:after="30" w:line="288" w:lineRule="auto"/>
             </w:pPr>
-            <w:r/>
+            <w:r>
+              <w:t>docs/resume.md：简历条目（含实测数字）、3 分钟架构讲稿、5 个必问题话术、选型理由表；公网地址待 T6.2</w:t>
+            </w:r>
             <w:r>
               <w:rPr>
                 <w:rFonts w:ascii="微软雅黑" w:hAnsi="微软雅黑" w:eastAsia="微软雅黑"/>

--- a/docs/AI学习资料知识库-项目计划书.docx
+++ b/docs/AI学习资料知识库-项目计划书.docx
@@ -17744,7 +17744,7 @@
               <w:spacing w:before="30" w:after="30" w:line="288" w:lineRule="auto"/>
             </w:pPr>
             <w:r>
-              <w:t>E1 完成：256/512/1024 召回 90.0%/90.0%/86.7%，512 最优（名次 1.33、Top-1 20 题），维持默认；E3/E2 需额外拉模型，E4 待跑</w:t>
+              <w:t>E1 完成：256/512/1024 召回 90.0%/90.0%/86.7%，512 最优；E4 完成 0% vs 50%：83.3% vs 90.0%，证明重叠有实质收益；E2/E3 需额外拉模型，待用户安装</w:t>
             </w:r>
             <w:r>
               <w:rPr>

--- a/docs/AI学习资料知识库-项目计划书.docx
+++ b/docs/AI学习资料知识库-项目计划书.docx
@@ -17608,14 +17608,15 @@
             <w:pPr>
               <w:spacing w:before="30" w:after="30" w:line="288" w:lineRule="auto"/>
             </w:pPr>
-            <w:r/>
+            <w:r>
+              <w:t>脚本就绪，待录制 2026/10/20</w:t>
+            </w:r>
             <w:r>
               <w:rPr>
                 <w:rFonts w:ascii="微软雅黑" w:hAnsi="微软雅黑" w:eastAsia="微软雅黑"/>
                 <w:b w:val="0"/>
                 <w:sz w:val="17"/>
               </w:rPr>
-              <w:t>未开始 □</w:t>
             </w:r>
           </w:p>
         </w:tc>
@@ -17627,7 +17628,9 @@
             <w:pPr>
               <w:spacing w:before="30" w:after="30" w:line="288" w:lineRule="auto"/>
             </w:pPr>
-            <w:r/>
+            <w:r>
+              <w:t>约 0.5h</w:t>
+            </w:r>
             <w:r>
               <w:rPr>
                 <w:rFonts w:ascii="微软雅黑" w:hAnsi="微软雅黑" w:eastAsia="微软雅黑"/>
@@ -17645,7 +17648,9 @@
             <w:pPr>
               <w:spacing w:before="30" w:after="30" w:line="288" w:lineRule="auto"/>
             </w:pPr>
-            <w:r/>
+            <w:r>
+              <w:t>docs/video-script.md：3 分钟分镜、录制前准备、四个常见坑；视频需本人录制</w:t>
+            </w:r>
             <w:r>
               <w:rPr>
                 <w:rFonts w:ascii="微软雅黑" w:hAnsi="微软雅黑" w:eastAsia="微软雅黑"/>
@@ -17704,7 +17709,7 @@
               <w:spacing w:before="30" w:after="30" w:line="288" w:lineRule="auto"/>
             </w:pPr>
             <w:r>
-              <w:t>进行中 2026/10/20</w:t>
+              <w:t>部分完成 2026/10/20</w:t>
             </w:r>
             <w:r>
               <w:rPr>
@@ -17744,7 +17749,7 @@
               <w:spacing w:before="30" w:after="30" w:line="288" w:lineRule="auto"/>
             </w:pPr>
             <w:r>
-              <w:t>E1 完成：256/512/1024 召回 90.0%/90.0%/86.7%，512 最优；E4 完成 0% vs 50%：83.3% vs 90.0%，证明重叠有实质收益；E2/E3 需额外拉模型，待用户安装</w:t>
+              <w:t>E1 完成：256/512/1024 = 90.0%/90.0%/86.7%，512 最优；E4 完成：overlap 0/20/50 = 83.3%/83.3%/90.0%，证明需 ≥50；E2（rerank）/E3（bge-small/large）需额外拉模型，待用户安装</w:t>
             </w:r>
             <w:r>
               <w:rPr>

--- a/docs/AI学习资料知识库-项目计划书.docx
+++ b/docs/AI学习资料知识库-项目计划书.docx
@@ -4778,14 +4778,15 @@
             <w:pPr>
               <w:spacing w:before="30" w:after="30" w:line="288" w:lineRule="auto"/>
             </w:pPr>
-            <w:r/>
-            <w:r>
-              <w:rPr>
-                <w:rFonts w:ascii="微软雅黑" w:hAnsi="微软雅黑" w:eastAsia="微软雅黑"/>
-                <w:b w:val="0"/>
-                <w:sz w:val="18"/>
-              </w:rPr>
-              <w:t>浏览器可完整使用：上传→提问→溯源→历史</w:t>
+            <w:r>
+              <w:t>浏览器可完整使用：上传→提问→溯源→历史（2026/10/20 达成：Vue3 前端可跑、代理与 SSE 通；首字延迟未达标）</w:t>
+            </w:r>
+            <w:r>
+              <w:rPr>
+                <w:rFonts w:ascii="微软雅黑" w:hAnsi="微软雅黑" w:eastAsia="微软雅黑"/>
+                <w:b w:val="0"/>
+                <w:sz w:val="18"/>
+              </w:rPr>
             </w:r>
           </w:p>
         </w:tc>
@@ -16728,14 +16729,15 @@
             <w:pPr>
               <w:spacing w:before="30" w:after="30" w:line="288" w:lineRule="auto"/>
             </w:pPr>
-            <w:r/>
+            <w:r>
+              <w:t>已完成 2026/10/20</w:t>
+            </w:r>
             <w:r>
               <w:rPr>
                 <w:rFonts w:ascii="微软雅黑" w:hAnsi="微软雅黑" w:eastAsia="微软雅黑"/>
                 <w:b w:val="0"/>
                 <w:sz w:val="17"/>
               </w:rPr>
-              <w:t>未开始 □</w:t>
             </w:r>
           </w:p>
         </w:tc>
@@ -16747,7 +16749,9 @@
             <w:pPr>
               <w:spacing w:before="30" w:after="30" w:line="288" w:lineRule="auto"/>
             </w:pPr>
-            <w:r/>
+            <w:r>
+              <w:t>约 0.5h</w:t>
+            </w:r>
             <w:r>
               <w:rPr>
                 <w:rFonts w:ascii="微软雅黑" w:hAnsi="微软雅黑" w:eastAsia="微软雅黑"/>
@@ -16765,7 +16769,9 @@
             <w:pPr>
               <w:spacing w:before="30" w:after="30" w:line="288" w:lineRule="auto"/>
             </w:pPr>
-            <w:r/>
+            <w:r>
+              <w:t>Vite+Vue3+Element Plus 装好（83 包）；npm run build 通过（1657 模块）；dev 绑 127.0.0.1:5173，/api 代理到 8000 实测通过</w:t>
+            </w:r>
             <w:r>
               <w:rPr>
                 <w:rFonts w:ascii="微软雅黑" w:hAnsi="微软雅黑" w:eastAsia="微软雅黑"/>
@@ -16823,14 +16829,15 @@
             <w:pPr>
               <w:spacing w:before="30" w:after="30" w:line="288" w:lineRule="auto"/>
             </w:pPr>
-            <w:r/>
+            <w:r>
+              <w:t>已完成 2026/10/20</w:t>
+            </w:r>
             <w:r>
               <w:rPr>
                 <w:rFonts w:ascii="微软雅黑" w:hAnsi="微软雅黑" w:eastAsia="微软雅黑"/>
                 <w:b w:val="0"/>
                 <w:sz w:val="17"/>
               </w:rPr>
-              <w:t>未开始 □</w:t>
             </w:r>
           </w:p>
         </w:tc>
@@ -16842,7 +16849,9 @@
             <w:pPr>
               <w:spacing w:before="30" w:after="30" w:line="288" w:lineRule="auto"/>
             </w:pPr>
-            <w:r/>
+            <w:r>
+              <w:t>约 1h</w:t>
+            </w:r>
             <w:r>
               <w:rPr>
                 <w:rFonts w:ascii="微软雅黑" w:hAnsi="微软雅黑" w:eastAsia="微软雅黑"/>
@@ -16860,7 +16869,9 @@
             <w:pPr>
               <w:spacing w:before="30" w:after="30" w:line="288" w:lineRule="auto"/>
             </w:pPr>
-            <w:r/>
+            <w:r>
+              <w:t>Chat.vue：左侧文件列表+上传删除、右侧气泡+出处卡片+输入框；上传走代理实测 200 并返回切片数；自动滚动用 scrollToBottom 实现（需人工确认观感）</w:t>
+            </w:r>
             <w:r>
               <w:rPr>
                 <w:rFonts w:ascii="微软雅黑" w:hAnsi="微软雅黑" w:eastAsia="微软雅黑"/>
@@ -16918,14 +16929,15 @@
             <w:pPr>
               <w:spacing w:before="30" w:after="30" w:line="288" w:lineRule="auto"/>
             </w:pPr>
-            <w:r/>
+            <w:r>
+              <w:t>已完成 2026/10/20（延迟未达标）</w:t>
+            </w:r>
             <w:r>
               <w:rPr>
                 <w:rFonts w:ascii="微软雅黑" w:hAnsi="微软雅黑" w:eastAsia="微软雅黑"/>
                 <w:b w:val="0"/>
                 <w:sz w:val="17"/>
               </w:rPr>
-              <w:t>未开始 □</w:t>
             </w:r>
           </w:p>
         </w:tc>
@@ -16937,7 +16949,9 @@
             <w:pPr>
               <w:spacing w:before="30" w:after="30" w:line="288" w:lineRule="auto"/>
             </w:pPr>
-            <w:r/>
+            <w:r>
+              <w:t>约 1h</w:t>
+            </w:r>
             <w:r>
               <w:rPr>
                 <w:rFonts w:ascii="微软雅黑" w:hAnsi="微软雅黑" w:eastAsia="微软雅黑"/>
@@ -16955,7 +16969,9 @@
             <w:pPr>
               <w:spacing w:before="30" w:after="30" w:line="288" w:lineRule="auto"/>
             </w:pPr>
-            <w:r/>
+            <w:r>
+              <w:t>SSE 经代理实测：sources→token(155)→done；首字延迟实测 5.6–6.9s（冷启 19.8s），未达 ≤3s，原因与处置见 docs/baseline.md</w:t>
+            </w:r>
             <w:r>
               <w:rPr>
                 <w:rFonts w:ascii="微软雅黑" w:hAnsi="微软雅黑" w:eastAsia="微软雅黑"/>
@@ -17013,14 +17029,15 @@
             <w:pPr>
               <w:spacing w:before="30" w:after="30" w:line="288" w:lineRule="auto"/>
             </w:pPr>
-            <w:r/>
+            <w:r>
+              <w:t>已完成 2026/10/20</w:t>
+            </w:r>
             <w:r>
               <w:rPr>
                 <w:rFonts w:ascii="微软雅黑" w:hAnsi="微软雅黑" w:eastAsia="微软雅黑"/>
                 <w:b w:val="0"/>
                 <w:sz w:val="17"/>
               </w:rPr>
-              <w:t>未开始 □</w:t>
             </w:r>
           </w:p>
         </w:tc>
@@ -17032,7 +17049,9 @@
             <w:pPr>
               <w:spacing w:before="30" w:after="30" w:line="288" w:lineRule="auto"/>
             </w:pPr>
-            <w:r/>
+            <w:r>
+              <w:t>约 0.5h</w:t>
+            </w:r>
             <w:r>
               <w:rPr>
                 <w:rFonts w:ascii="微软雅黑" w:hAnsi="微软雅黑" w:eastAsia="微软雅黑"/>
@@ -17050,7 +17069,9 @@
             <w:pPr>
               <w:spacing w:before="30" w:after="30" w:line="288" w:lineRule="auto"/>
             </w:pPr>
-            <w:r/>
+            <w:r>
+              <w:t>四类异常均验证：空问题 400、非法类型 400、超大文件 413（代码路径）、后端未启动前端给可读提示</w:t>
+            </w:r>
             <w:r>
               <w:rPr>
                 <w:rFonts w:ascii="微软雅黑" w:hAnsi="微软雅黑" w:eastAsia="微软雅黑"/>

--- a/docs/AI学习资料知识库-项目计划书.docx
+++ b/docs/AI学习资料知识库-项目计划书.docx
@@ -17570,7 +17570,7 @@
               <w:spacing w:before="30" w:after="30" w:line="288" w:lineRule="auto"/>
             </w:pPr>
             <w:r>
-              <w:t>README 重写：架构图、快速开始、配置表、接口表、基线数字、技术要点、已知限制；截图与视频待 T5.3</w:t>
+              <w:t>README 重写：架构图、快速开始、配置表、接口表、基线数字、技术要点、已知限制；界面截图 2 张（首页 + 答案与出处，用 Edge 无头+CDP 真实截取），视频待 T5.3</w:t>
             </w:r>
             <w:r>
               <w:rPr>

--- a/docs/AI学习资料知识库-项目计划书.docx
+++ b/docs/AI学习资料知识库-项目计划书.docx
@@ -15870,7 +15870,7 @@
               <w:spacing w:before="30" w:after="30" w:line="288" w:lineRule="auto"/>
             </w:pPr>
             <w:r>
-              <w:t>qwen2.5:7b + 检索 Top-5；闸门 0.45 双保险（低于闸门直接答「资料中没有」）；实测相关问答命中、无关问题正确拒答</w:t>
+              <w:t>qwen2.5:7b + 检索 Top-5；闸门 0.45 双保险；生成只喂 Top-2 上下文（E5 实验：2 条 83.3% &gt; 3 条 76.7% &gt; 1 条 70%）</w:t>
             </w:r>
             <w:r>
               <w:rPr>
@@ -17370,7 +17370,7 @@
               <w:spacing w:before="30" w:after="30" w:line="288" w:lineRule="auto"/>
             </w:pPr>
             <w:r>
-              <w:t>docs/baseline.md：召回率 90.0%、准确率 76.7%、首字 2.7–3.2s、完整 7.7s，含 7 道错题与 3 道未命中的逐条分析</w:t>
+              <w:t>docs/baseline.md：召回 90.0%、准确率 83.3%（25/30，上下文改 2 条后）、首字 2.7–6s、完整 7.2s；含 7 道错题与 3 道未命中的逐条分析</w:t>
             </w:r>
             <w:r>
               <w:rPr>

--- a/docs/AI学习资料知识库-项目计划书.docx
+++ b/docs/AI学习资料知识库-项目计划书.docx
@@ -17829,14 +17829,15 @@
             <w:pPr>
               <w:spacing w:before="30" w:after="30" w:line="288" w:lineRule="auto"/>
             </w:pPr>
-            <w:r/>
+            <w:r>
+              <w:t>方案已备，待执行 2026/10/21</w:t>
+            </w:r>
             <w:r>
               <w:rPr>
                 <w:rFonts w:ascii="微软雅黑" w:hAnsi="微软雅黑" w:eastAsia="微软雅黑"/>
                 <w:b w:val="0"/>
                 <w:sz w:val="17"/>
               </w:rPr>
-              <w:t>未开始 □</w:t>
             </w:r>
           </w:p>
         </w:tc>
@@ -17848,7 +17849,9 @@
             <w:pPr>
               <w:spacing w:before="30" w:after="30" w:line="288" w:lineRule="auto"/>
             </w:pPr>
-            <w:r/>
+            <w:r>
+              <w:t>约 1h</w:t>
+            </w:r>
             <w:r>
               <w:rPr>
                 <w:rFonts w:ascii="微软雅黑" w:hAnsi="微软雅黑" w:eastAsia="微软雅黑"/>
@@ -17866,7 +17869,9 @@
             <w:pPr>
               <w:spacing w:before="30" w:after="30" w:line="288" w:lineRule="auto"/>
             </w:pPr>
-            <w:r/>
+            <w:r>
+              <w:t>docs/deploy.md：内网穿透（免费/当天）与云服务器（2核4G+Ollama只跑bge-m3+DeepSeek生成）两条路线，含完整命令与约束；等用户选定</w:t>
+            </w:r>
             <w:r>
               <w:rPr>
                 <w:rFonts w:ascii="微软雅黑" w:hAnsi="微软雅黑" w:eastAsia="微软雅黑"/>

--- a/docs/AI学习资料知识库-项目计划书.docx
+++ b/docs/AI学习资料知识库-项目计划书.docx
@@ -233,7 +233,7 @@
               <w:spacing w:before="30" w:after="30" w:line="288" w:lineRule="auto"/>
             </w:pPr>
             <w:r>
-              <w:t>v1.3</w:t>
+              <w:t>v1.4</w:t>
             </w:r>
             <w:r>
               <w:rPr>
@@ -16930,7 +16930,7 @@
               <w:spacing w:before="30" w:after="30" w:line="288" w:lineRule="auto"/>
             </w:pPr>
             <w:r>
-              <w:t>已完成 2026/10/20（延迟未达标）</w:t>
+              <w:t>已完成 2026/10/21（延迟未达标，已确认接受）</w:t>
             </w:r>
             <w:r>
               <w:rPr>
@@ -16970,7 +16970,7 @@
               <w:spacing w:before="30" w:after="30" w:line="288" w:lineRule="auto"/>
             </w:pPr>
             <w:r>
-              <w:t>SSE 经代理实测：sources→token(155)→done；首字延迟实测 5.6–6.9s（冷启 19.8s），未达 ≤3s，原因与处置见 docs/baseline.md</w:t>
+              <w:t>SSE 经代理实测 sources→token→done；真实浏览器截图证明逐字渲染 + 出处卡片。首 token 热态 3.5–6s，未达 ≤3s，经确认记为已知限制（baseline 第 8 节）</w:t>
             </w:r>
             <w:r>
               <w:rPr>
@@ -18521,6 +18521,60 @@
                 <w:sz w:val="18"/>
               </w:rPr>
               <w:t>Ollama 已拉取 bge-m3（1.08GB），零额外下载；避免再从 HuggingFace 下 2.27GB 并占用 C 盘缓存</w:t>
+            </w:r>
+          </w:p>
+        </w:tc>
+      </w:tr>
+      <w:tr>
+        <w:tc>
+          <w:tcPr>
+            <w:tcW w:type="dxa" w:w="2438"/>
+          </w:tcPr>
+          <w:p>
+            <w:r>
+              <w:rPr>
+                <w:sz w:val="18"/>
+              </w:rPr>
+              <w:t>F5 首字延迟指标（T3.4）</w:t>
+            </w:r>
+          </w:p>
+        </w:tc>
+        <w:tc>
+          <w:tcPr>
+            <w:tcW w:type="dxa" w:w="2438"/>
+          </w:tcPr>
+          <w:p>
+            <w:r>
+              <w:rPr>
+                <w:sz w:val="18"/>
+              </w:rPr>
+              <w:t>要求首字 ≤3 秒</w:t>
+            </w:r>
+          </w:p>
+        </w:tc>
+        <w:tc>
+          <w:tcPr>
+            <w:tcW w:type="dxa" w:w="2438"/>
+          </w:tcPr>
+          <w:p>
+            <w:r>
+              <w:rPr>
+                <w:sz w:val="18"/>
+              </w:rPr>
+              <w:t>本机实测热态 3.5–6 秒、冷启 10–20 秒；经确认接受现状，记为已知限制</w:t>
+            </w:r>
+          </w:p>
+        </w:tc>
+        <w:tc>
+          <w:tcPr>
+            <w:tcW w:type="dxa" w:w="2438"/>
+          </w:tcPr>
+          <w:p>
+            <w:r>
+              <w:rPr>
+                <w:sz w:val="18"/>
+              </w:rPr>
+              <w:t>6GB 显存同时驻留生成模型与向量模型导致资源竞争；继续调参收益低且不稳定。全天链接可切 DeepSeek 或换 3B 模型</w:t>
             </w:r>
           </w:p>
         </w:tc>

--- a/docs/AI学习资料知识库-项目计划书.docx
+++ b/docs/AI学习资料知识库-项目计划书.docx
@@ -233,7 +233,7 @@
               <w:spacing w:before="30" w:after="30" w:line="288" w:lineRule="auto"/>
             </w:pPr>
             <w:r>
-              <w:t>v1.4</w:t>
+              <w:t>v1.5</w:t>
             </w:r>
             <w:r>
               <w:rPr>
@@ -16930,7 +16930,7 @@
               <w:spacing w:before="30" w:after="30" w:line="288" w:lineRule="auto"/>
             </w:pPr>
             <w:r>
-              <w:t>已完成 2026/10/21（延迟未达标，已确认接受）</w:t>
+              <w:t>已完成 2026/10/21（延迟已达标）</w:t>
             </w:r>
             <w:r>
               <w:rPr>
@@ -16970,7 +16970,7 @@
               <w:spacing w:before="30" w:after="30" w:line="288" w:lineRule="auto"/>
             </w:pPr>
             <w:r>
-              <w:t>SSE 经代理实测 sources→token→done；真实浏览器截图证明逐字渲染 + 出处卡片。首 token 热态 3.5–6s，未达 ≤3s，经确认记为已知限制（baseline 第 8 节）</w:t>
+              <w:t>SSE 实测 sources→token→done；首 token 中位 1.23s（最大 1.84s），整轮中位 2.75s；根因是 OLLAMA_BASE_URL 用 localhost 触发 IPv6 回退，改 127.0.0.1 后嵌入 2.16s→0.11s</w:t>
             </w:r>
             <w:r>
               <w:rPr>
@@ -18575,6 +18575,60 @@
                 <w:sz w:val="18"/>
               </w:rPr>
               <w:t>6GB 显存同时驻留生成模型与向量模型导致资源竞争；继续调参收益低且不稳定。全天链接可切 DeepSeek 或换 3B 模型</w:t>
+            </w:r>
+          </w:p>
+        </w:tc>
+      </w:tr>
+      <w:tr>
+        <w:tc>
+          <w:tcPr>
+            <w:tcW w:type="dxa" w:w="2438"/>
+          </w:tcPr>
+          <w:p>
+            <w:r>
+              <w:rPr>
+                <w:sz w:val="18"/>
+              </w:rPr>
+              <w:t>F5 首字延迟（v1.4 结论修正）</w:t>
+            </w:r>
+          </w:p>
+        </w:tc>
+        <w:tc>
+          <w:tcPr>
+            <w:tcW w:type="dxa" w:w="2438"/>
+          </w:tcPr>
+          <w:p>
+            <w:r>
+              <w:rPr>
+                <w:sz w:val="18"/>
+              </w:rPr>
+              <w:t>v1.4 记录为「接受现状、已知限制」</w:t>
+            </w:r>
+          </w:p>
+        </w:tc>
+        <w:tc>
+          <w:tcPr>
+            <w:tcW w:type="dxa" w:w="2438"/>
+          </w:tcPr>
+          <w:p>
+            <w:r>
+              <w:rPr>
+                <w:sz w:val="18"/>
+              </w:rPr>
+              <w:t>已定位并修复：OLLAMA_BASE_URL 由 localhost 改为 127.0.0.1（IPv6 回退导致每次调用多等约 2 秒）；首 token 5–6s → 1.23s，整轮 7.2s → 3.6s，F5 两项均达标</w:t>
+            </w:r>
+          </w:p>
+        </w:tc>
+        <w:tc>
+          <w:tcPr>
+            <w:tcW w:type="dxa" w:w="2438"/>
+          </w:tcPr>
+          <w:p>
+            <w:r>
+              <w:rPr>
+                <w:sz w:val="18"/>
+              </w:rPr>
+              <w:t>延迟问题不是硬件瓶颈而是配置问题；同时保留 keep_alive、预热保活、向量库单例、num_ctx 2048、向量模型按 provider 选设备等优化</w:t>
             </w:r>
           </w:p>
         </w:tc>

--- a/docs/AI学习资料知识库-项目计划书.docx
+++ b/docs/AI学习资料知识库-项目计划书.docx
@@ -15870,7 +15870,7 @@
               <w:spacing w:before="30" w:after="30" w:line="288" w:lineRule="auto"/>
             </w:pPr>
             <w:r>
-              <w:t>qwen2.5:7b + 检索 Top-5；闸门 0.45 双保险；生成只喂 Top-2 上下文（E5 实验：2 条 83.3% &gt; 3 条 76.7% &gt; 1 条 70%）</w:t>
+              <w:t>qwen2.5:7b + Top-5 检索、Top-2 上下文；闸门 0.45；无关问题拒答 5/5（四版 prompt 对比见 experiments E7）</w:t>
             </w:r>
             <w:r>
               <w:rPr>
@@ -17370,7 +17370,7 @@
               <w:spacing w:before="30" w:after="30" w:line="288" w:lineRule="auto"/>
             </w:pPr>
             <w:r>
-              <w:t>docs/baseline.md：召回 90.0%、准确率 83.3%（25/30，上下文改 2 条后）、首字 2.7–6s、完整 7.2s；含 7 道错题与 3 道未命中的逐条分析</w:t>
+              <w:t>docs/baseline.md：召回 90.0%、准确率 80.0%（24/30，上下文 2 条、平衡版拒答 prompt）；云端对照 86.7%；首字 1.23s、整轮 2.7–6.7s；含错题与未命中逐条分析</w:t>
             </w:r>
             <w:r>
               <w:rPr>

--- a/docs/AI学习资料知识库-项目计划书.docx
+++ b/docs/AI学习资料知识库-项目计划书.docx
@@ -15870,7 +15870,7 @@
               <w:spacing w:before="30" w:after="30" w:line="288" w:lineRule="auto"/>
             </w:pPr>
             <w:r>
-              <w:t>qwen2.5:7b + Top-5 检索、Top-2 上下文；闸门 0.45；无关问题拒答 5/5（四版 prompt 对比见 experiments E7）</w:t>
+              <w:t>本地 qwen2.5:7b；Top-5 检索、Top-2 上下文；拒绝阈值 0.45；无关问题拒答 5/5；答案输出为纯自然语言（LaTeX 由 prompt 规则 + clean_answer 兜底清除）</w:t>
             </w:r>
             <w:r>
               <w:rPr>
@@ -17370,7 +17370,7 @@
               <w:spacing w:before="30" w:after="30" w:line="288" w:lineRule="auto"/>
             </w:pPr>
             <w:r>
-              <w:t>docs/baseline.md：召回 90.0%、准确率 80.0%（24/30，上下文 2 条、平衡版拒答 prompt）；云端对照 86.7%；首字 1.23s、整轮 2.7–6.7s；含错题与未命中逐条分析</w:t>
+              <w:t>docs/baseline.md：召回 90.0%、准确率 76.7%（23/30；上下文 2 条、平衡拒答、纯自然语言输出）；云端对照 86.7%；首字 1.23s、整轮 3.1s</w:t>
             </w:r>
             <w:r>
               <w:rPr>

--- a/docs/AI学习资料知识库-项目计划书.docx
+++ b/docs/AI学习资料知识库-项目计划书.docx
@@ -233,7 +233,7 @@
               <w:spacing w:before="30" w:after="30" w:line="288" w:lineRule="auto"/>
             </w:pPr>
             <w:r>
-              <w:t>v1.5</w:t>
+              <w:t>v1.6</w:t>
             </w:r>
             <w:r>
               <w:rPr>
@@ -16170,7 +16170,7 @@
               <w:spacing w:before="30" w:after="30" w:line="288" w:lineRule="auto"/>
             </w:pPr>
             <w:r>
-              <w:t>get_llm() 支持 ollama/deepseek，全部来自 .env；.env 已忽略、.env.example 入库；无硬编码模型名</w:t>
+              <w:t>get_llm(provider=...) 支持按请求指定 ollama/deepseek；新增 GET /providers；前端下拉框可直接切换（用户要求）；.env 仍是默认值来源</w:t>
             </w:r>
             <w:r>
               <w:rPr>
@@ -18629,6 +18629,60 @@
                 <w:sz w:val="18"/>
               </w:rPr>
               <w:t>延迟问题不是硬件瓶颈而是配置问题；同时保留 keep_alive、预热保活、向量库单例、num_ctx 2048、向量模型按 provider 选设备等优化</w:t>
+            </w:r>
+          </w:p>
+        </w:tc>
+      </w:tr>
+      <w:tr>
+        <w:tc>
+          <w:tcPr>
+            <w:tcW w:type="dxa" w:w="2438"/>
+          </w:tcPr>
+          <w:p>
+            <w:r>
+              <w:rPr>
+                <w:sz w:val="18"/>
+              </w:rPr>
+              <w:t>回答输出与模型选择（用户要求）</w:t>
+            </w:r>
+          </w:p>
+        </w:tc>
+        <w:tc>
+          <w:tcPr>
+            <w:tcW w:type="dxa" w:w="2438"/>
+          </w:tcPr>
+          <w:p>
+            <w:r>
+              <w:rPr>
+                <w:sz w:val="18"/>
+              </w:rPr>
+              <w:t>答案含 LaTeX；模型只能靠 .env 切换</w:t>
+            </w:r>
+          </w:p>
+        </w:tc>
+        <w:tc>
+          <w:tcPr>
+            <w:tcW w:type="dxa" w:w="2438"/>
+          </w:tcPr>
+          <w:p>
+            <w:r>
+              <w:rPr>
+                <w:sz w:val="18"/>
+              </w:rPr>
+              <w:t>prompt 禁止 LaTeX + clean_answer 兜底 + 流式按句清洗；新增界面上「回答模型」下拉框（本地/云端）</w:t>
+            </w:r>
+          </w:p>
+        </w:tc>
+        <w:tc>
+          <w:tcPr>
+            <w:tcW w:type="dxa" w:w="2438"/>
+          </w:tcPr>
+          <w:p>
+            <w:r>
+              <w:rPr>
+                <w:sz w:val="18"/>
+              </w:rPr>
+              <w:t>用户要求答案全部为自然语言，并能自行选择使用云端还是本地模型</w:t>
             </w:r>
           </w:p>
         </w:tc>

--- a/docs/AI学习资料知识库-项目计划书.docx
+++ b/docs/AI学习资料知识库-项目计划书.docx
@@ -233,7 +233,7 @@
               <w:spacing w:before="30" w:after="30" w:line="288" w:lineRule="auto"/>
             </w:pPr>
             <w:r>
-              <w:t>v1.6</w:t>
+              <w:t>v1.7</w:t>
             </w:r>
             <w:r>
               <w:rPr>
@@ -15970,7 +15970,7 @@
               <w:spacing w:before="30" w:after="30" w:line="288" w:lineRule="auto"/>
             </w:pPr>
             <w:r>
-              <w:t>固定格式 [ANSWER]/[SOURCES]，出处含 file/page/score/snippet；--json 可被 T4 评测直接调用；检索侧过滤目录点线与二进制碎片</w:t>
+              <w:t>出处含 file/page/score/snippet；并支持点击出处直接打开原 PDF 并跳转到该页（#page=N，用户要求）</w:t>
             </w:r>
             <w:r>
               <w:rPr>
@@ -16870,7 +16870,7 @@
               <w:spacing w:before="30" w:after="30" w:line="288" w:lineRule="auto"/>
             </w:pPr>
             <w:r>
-              <w:t>Chat.vue：左侧文件列表+上传删除、右侧气泡+出处卡片+输入框；上传走代理实测 200 并返回切片数；自动滚动用 scrollToBottom 实现（需人工确认观感）</w:t>
+              <w:t>左侧文件列表（片数/大小/删除/点击打开原文件）+ 右侧气泡、出处卡片（可点击跳页）、输入框；顶部「回答模型」下拉框可切本地/云端</w:t>
             </w:r>
             <w:r>
               <w:rPr>
@@ -18683,6 +18683,60 @@
                 <w:sz w:val="18"/>
               </w:rPr>
               <w:t>用户要求答案全部为自然语言，并能自行选择使用云端还是本地模型</w:t>
+            </w:r>
+          </w:p>
+        </w:tc>
+      </w:tr>
+      <w:tr>
+        <w:tc>
+          <w:tcPr>
+            <w:tcW w:type="dxa" w:w="2438"/>
+          </w:tcPr>
+          <w:p>
+            <w:r>
+              <w:rPr>
+                <w:sz w:val="18"/>
+              </w:rPr>
+              <w:t>出处可点击打开原文（用户要求）</w:t>
+            </w:r>
+          </w:p>
+        </w:tc>
+        <w:tc>
+          <w:tcPr>
+            <w:tcW w:type="dxa" w:w="2438"/>
+          </w:tcPr>
+          <w:p>
+            <w:r>
+              <w:rPr>
+                <w:sz w:val="18"/>
+              </w:rPr>
+              <w:t>只能看到文件名与页码，无法核验原文</w:t>
+            </w:r>
+          </w:p>
+        </w:tc>
+        <w:tc>
+          <w:tcPr>
+            <w:tcW w:type="dxa" w:w="2438"/>
+          </w:tcPr>
+          <w:p>
+            <w:r>
+              <w:rPr>
+                <w:sz w:val="18"/>
+              </w:rPr>
+              <w:t>新增 GET /files/{name}/raw（PDF/MD/TXT 内嵌、DOCX 下载、防目录穿越）；前端出处与文件名均可点击，PDF 用 #page=N 跳页</w:t>
+            </w:r>
+          </w:p>
+        </w:tc>
+        <w:tc>
+          <w:tcPr>
+            <w:tcW w:type="dxa" w:w="2438"/>
+          </w:tcPr>
+          <w:p>
+            <w:r>
+              <w:rPr>
+                <w:sz w:val="18"/>
+              </w:rPr>
+              <w:t>用户要求能在程序里打开已入库文件，并从出处直接跳到指定页</w:t>
             </w:r>
           </w:p>
         </w:tc>

--- a/docs/AI学习资料知识库-项目计划书.docx
+++ b/docs/AI学习资料知识库-项目计划书.docx
@@ -233,7 +233,7 @@
               <w:spacing w:before="30" w:after="30" w:line="288" w:lineRule="auto"/>
             </w:pPr>
             <w:r>
-              <w:t>v1.7</w:t>
+              <w:t>v1.8</w:t>
             </w:r>
             <w:r>
               <w:rPr>
@@ -15970,7 +15970,7 @@
               <w:spacing w:before="30" w:after="30" w:line="288" w:lineRule="auto"/>
             </w:pPr>
             <w:r>
-              <w:t>出处含 file/page/score/snippet；并支持点击出处直接打开原 PDF 并跳转到该页（#page=N，用户要求）</w:t>
+              <w:t>出处含 file/page/score/snippet；点击出处打开原 PDF 并跳到该页，并用 PyMuPDF 在命中句子处打黄色高亮（按与问题相关度排序句子，用户要求）</w:t>
             </w:r>
             <w:r>
               <w:rPr>
@@ -18737,6 +18737,60 @@
                 <w:sz w:val="18"/>
               </w:rPr>
               <w:t>用户要求能在程序里打开已入库文件，并从出处直接跳到指定页</w:t>
+            </w:r>
+          </w:p>
+        </w:tc>
+      </w:tr>
+      <w:tr>
+        <w:tc>
+          <w:tcPr>
+            <w:tcW w:type="dxa" w:w="2438"/>
+          </w:tcPr>
+          <w:p>
+            <w:r>
+              <w:rPr>
+                <w:sz w:val="18"/>
+              </w:rPr>
+              <w:t>出处高亮命中位置（用户要求）</w:t>
+            </w:r>
+          </w:p>
+        </w:tc>
+        <w:tc>
+          <w:tcPr>
+            <w:tcW w:type="dxa" w:w="2438"/>
+          </w:tcPr>
+          <w:p>
+            <w:r>
+              <w:rPr>
+                <w:sz w:val="18"/>
+              </w:rPr>
+              <w:t>点出处只能打开 PDF 并跳页，看不出具体是哪一段</w:t>
+            </w:r>
+          </w:p>
+        </w:tc>
+        <w:tc>
+          <w:tcPr>
+            <w:tcW w:type="dxa" w:w="2438"/>
+          </w:tcPr>
+          <w:p>
+            <w:r>
+              <w:rPr>
+                <w:sz w:val="18"/>
+              </w:rPr>
+              <w:t>新增 GET /files/{name}/highlight：PyMuPDF 逐句搜索 + 按与问题的相关度排序 + 加黄色高亮注释，缓存后返回；前端出处点击改走该接口</w:t>
+            </w:r>
+          </w:p>
+        </w:tc>
+        <w:tc>
+          <w:tcPr>
+            <w:tcW w:type="dxa" w:w="2438"/>
+          </w:tcPr>
+          <w:p>
+            <w:r>
+              <w:rPr>
+                <w:sz w:val="18"/>
+              </w:rPr>
+              <w:t>新增依赖 pymupdf==1.28.2（阿里镜像哈希异常，改本地 whl 安装）</w:t>
             </w:r>
           </w:p>
         </w:tc>

--- a/docs/AI学习资料知识库-项目计划书.docx
+++ b/docs/AI学习资料知识库-项目计划书.docx
@@ -233,7 +233,7 @@
               <w:spacing w:before="30" w:after="30" w:line="288" w:lineRule="auto"/>
             </w:pPr>
             <w:r>
-              <w:t>v1.8</w:t>
+              <w:t>v1.9</w:t>
             </w:r>
             <w:r>
               <w:rPr>
@@ -17430,7 +17430,7 @@
               <w:spacing w:before="30" w:after="30" w:line="288" w:lineRule="auto"/>
             </w:pPr>
             <w:r>
-              <w:t>代码完成，待实机验证 2026/10/20</w:t>
+              <w:t>已完成 2026/10/22</w:t>
             </w:r>
             <w:r>
               <w:rPr>
@@ -17450,7 +17450,7 @@
               <w:spacing w:before="30" w:after="30" w:line="288" w:lineRule="auto"/>
             </w:pPr>
             <w:r>
-              <w:t>约 1h</w:t>
+              <w:t>约 1h（含构建 40min）</w:t>
             </w:r>
             <w:r>
               <w:rPr>
@@ -17470,7 +17470,7 @@
               <w:spacing w:before="30" w:after="30" w:line="288" w:lineRule="auto"/>
             </w:pPr>
             <w:r>
-              <w:t>Dockerfile + docker-compose.yml（backend/frontend、data 与 materials 挂载、host.docker.internal 访问 Ollama）；web/Dockerfile + nginx.conf（SPA 回退、/api 反代、SSE 关缓冲）。本机未装 Docker，compose up 未验证</w:t>
+              <w:t>docker compose up --build 实机通过：后端镜像 1.29GB 且 healthy、前端 Nginx 200、挂载 data 读到 8,895 条并重启后仍在、上传/问答/流式/删除经反代全通、容器内 PDF 高亮正常。国内拉取用镜像站覆盖基础镜像；requirements-docker.txt 去掉 torch/transformers/streamlit 等未使用重包</w:t>
             </w:r>
             <w:r>
               <w:rPr>

--- a/docs/AI学习资料知识库-项目计划书.docx
+++ b/docs/AI学习资料知识库-项目计划书.docx
@@ -233,7 +233,7 @@
               <w:spacing w:before="30" w:after="30" w:line="288" w:lineRule="auto"/>
             </w:pPr>
             <w:r>
-              <w:t>v1.9</w:t>
+              <w:t>v1.10</w:t>
             </w:r>
             <w:r>
               <w:rPr>
@@ -18791,6 +18791,60 @@
                 <w:sz w:val="18"/>
               </w:rPr>
               <w:t>新增依赖 pymupdf==1.28.2（阿里镜像哈希异常，改本地 whl 安装）</w:t>
+            </w:r>
+          </w:p>
+        </w:tc>
+      </w:tr>
+      <w:tr>
+        <w:tc>
+          <w:tcPr>
+            <w:tcW w:type="dxa" w:w="2438"/>
+          </w:tcPr>
+          <w:p>
+            <w:r>
+              <w:rPr>
+                <w:sz w:val="18"/>
+              </w:rPr>
+              <w:t>上传入库性能优化</w:t>
+            </w:r>
+          </w:p>
+        </w:tc>
+        <w:tc>
+          <w:tcPr>
+            <w:tcW w:type="dxa" w:w="2438"/>
+          </w:tcPr>
+          <w:p>
+            <w:r>
+              <w:rPr>
+                <w:sz w:val="18"/>
+              </w:rPr>
+              <w:t>148 片 PDF 约 45 秒，813 页 PDF 约 9.5 分钟</w:t>
+            </w:r>
+          </w:p>
+        </w:tc>
+        <w:tc>
+          <w:tcPr>
+            <w:tcW w:type="dxa" w:w="2438"/>
+          </w:tcPr>
+          <w:p>
+            <w:r>
+              <w:rPr>
+                <w:sz w:val="18"/>
+              </w:rPr>
+              <w:t>入库时向量模型放 GPU（先卸聊天模型腾显存）+ PDF 改用 PyMuPDF 解析；实测 148 片 6.3 秒、1791 片约 45 秒，召回率仍 90.0%</w:t>
+            </w:r>
+          </w:p>
+        </w:tc>
+        <w:tc>
+          <w:tcPr>
+            <w:tcW w:type="dxa" w:w="2438"/>
+          </w:tcPr>
+          <w:p>
+            <w:r>
+              <w:rPr>
+                <w:sz w:val="18"/>
+              </w:rPr>
+              <w:t>解析快 30 倍、向量化快 13–16 倍；参数 INGEST_USE_GPU 与 PDF_EXTRACTOR 可回退</w:t>
             </w:r>
           </w:p>
         </w:tc>

--- a/docs/AI学习资料知识库-项目计划书.docx
+++ b/docs/AI学习资料知识库-项目计划书.docx
@@ -233,7 +233,7 @@
               <w:spacing w:before="30" w:after="30" w:line="288" w:lineRule="auto"/>
             </w:pPr>
             <w:r>
-              <w:t>v1.10</w:t>
+              <w:t>v1.11</w:t>
             </w:r>
             <w:r>
               <w:rPr>
@@ -18845,6 +18845,60 @@
                 <w:sz w:val="18"/>
               </w:rPr>
               <w:t>解析快 30 倍、向量化快 13–16 倍；参数 INGEST_USE_GPU 与 PDF_EXTRACTOR 可回退</w:t>
+            </w:r>
+          </w:p>
+        </w:tc>
+      </w:tr>
+      <w:tr>
+        <w:tc>
+          <w:tcPr>
+            <w:tcW w:type="dxa" w:w="2438"/>
+          </w:tcPr>
+          <w:p>
+            <w:r>
+              <w:rPr>
+                <w:sz w:val="18"/>
+              </w:rPr>
+              <w:t>上传体验：后台入库 + 实时进度</w:t>
+            </w:r>
+          </w:p>
+        </w:tc>
+        <w:tc>
+          <w:tcPr>
+            <w:tcW w:type="dxa" w:w="2438"/>
+          </w:tcPr>
+          <w:p>
+            <w:r>
+              <w:rPr>
+                <w:sz w:val="18"/>
+              </w:rPr>
+              <w:t>大文件上传时界面只转圈，不知道进行到哪；入库期间保活线程会把 bge 挤出显存</w:t>
+            </w:r>
+          </w:p>
+        </w:tc>
+        <w:tc>
+          <w:tcPr>
+            <w:tcW w:type="dxa" w:w="2438"/>
+          </w:tcPr>
+          <w:p>
+            <w:r>
+              <w:rPr>
+                <w:sz w:val="18"/>
+              </w:rPr>
+              <w:t>POST /upload 改为返回 job_id + 后台线程入库，新增 GET /upload/progress/{job_id} 显示已处理片数；入库期间暂停聊天模型保活；空文件在启动任务前同步返回 400</w:t>
+            </w:r>
+          </w:p>
+        </w:tc>
+        <w:tc>
+          <w:tcPr>
+            <w:tcW w:type="dxa" w:w="2438"/>
+          </w:tcPr>
+          <w:p>
+            <w:r>
+              <w:rPr>
+                <w:sz w:val="18"/>
+              </w:rPr>
+              <w:t>实测：进程内峰值约 130 片/秒；机器空闲时接口约 45 片/秒；其他程序占用 Ollama 时会掉到 2–20 片/秒</w:t>
             </w:r>
           </w:p>
         </w:tc>

--- a/docs/AI学习资料知识库-项目计划书.docx
+++ b/docs/AI学习资料知识库-项目计划书.docx
@@ -233,7 +233,7 @@
               <w:spacing w:before="30" w:after="30" w:line="288" w:lineRule="auto"/>
             </w:pPr>
             <w:r>
-              <w:t>v1.11</w:t>
+              <w:t>v1.12</w:t>
             </w:r>
             <w:r>
               <w:rPr>
@@ -18899,6 +18899,60 @@
                 <w:sz w:val="18"/>
               </w:rPr>
               <w:t>实测：进程内峰值约 130 片/秒；机器空闲时接口约 45 片/秒；其他程序占用 Ollama 时会掉到 2–20 片/秒</w:t>
+            </w:r>
+          </w:p>
+        </w:tc>
+      </w:tr>
+      <w:tr>
+        <w:tc>
+          <w:tcPr>
+            <w:tcW w:type="dxa" w:w="2438"/>
+          </w:tcPr>
+          <w:p>
+            <w:r>
+              <w:rPr>
+                <w:sz w:val="18"/>
+              </w:rPr>
+              <w:t>一次上传多个文件</w:t>
+            </w:r>
+          </w:p>
+        </w:tc>
+        <w:tc>
+          <w:tcPr>
+            <w:tcW w:type="dxa" w:w="2438"/>
+          </w:tcPr>
+          <w:p>
+            <w:r>
+              <w:rPr>
+                <w:sz w:val="18"/>
+              </w:rPr>
+              <w:t>每次只能传一个文件，多个文件要排队等</w:t>
+            </w:r>
+          </w:p>
+        </w:tc>
+        <w:tc>
+          <w:tcPr>
+            <w:tcW w:type="dxa" w:w="2438"/>
+          </w:tcPr>
+          <w:p>
+            <w:r>
+              <w:rPr>
+                <w:sz w:val="18"/>
+              </w:rPr>
+              <w:t>POST /upload 接受多个文件（重复字段 file），合并成一个入库任务顺序处理；前端支持多选/多拖，攒 400ms 合并请求，进度显示第几个文件与当前片数</w:t>
+            </w:r>
+          </w:p>
+        </w:tc>
+        <w:tc>
+          <w:tcPr>
+            <w:tcW w:type="dxa" w:w="2438"/>
+          </w:tcPr>
+          <w:p>
+            <w:r>
+              <w:rPr>
+                <w:sz w:val="18"/>
+              </w:rPr>
+              <w:t>实测 3 个文件：提交 0.4s 返回，第一个 148 片 50.5s、第二个 122 片 6.0s、md 0.3s（后续文件复用 GPU 向量模型）</w:t>
             </w:r>
           </w:p>
         </w:tc>

--- a/docs/AI学习资料知识库-项目计划书.docx
+++ b/docs/AI学习资料知识库-项目计划书.docx
@@ -233,7 +233,7 @@
               <w:spacing w:before="30" w:after="30" w:line="288" w:lineRule="auto"/>
             </w:pPr>
             <w:r>
-              <w:t>v1.12</w:t>
+              <w:t>v1.13</w:t>
             </w:r>
             <w:r>
               <w:rPr>
@@ -18953,6 +18953,60 @@
                 <w:sz w:val="18"/>
               </w:rPr>
               <w:t>实测 3 个文件：提交 0.4s 返回，第一个 148 片 50.5s、第二个 122 片 6.0s、md 0.3s（后续文件复用 GPU 向量模型）</w:t>
+            </w:r>
+          </w:p>
+        </w:tc>
+      </w:tr>
+      <w:tr>
+        <w:tc>
+          <w:tcPr>
+            <w:tcW w:type="dxa" w:w="2438"/>
+          </w:tcPr>
+          <w:p>
+            <w:r>
+              <w:rPr>
+                <w:sz w:val="18"/>
+              </w:rPr>
+              <w:t>/files 报 500：语料增长后触发 SQLite 变量上限</w:t>
+            </w:r>
+          </w:p>
+        </w:tc>
+        <w:tc>
+          <w:tcPr>
+            <w:tcW w:type="dxa" w:w="2438"/>
+          </w:tcPr>
+          <w:p>
+            <w:r>
+              <w:rPr>
+                <w:sz w:val="18"/>
+              </w:rPr>
+              <w:t>语料 9,023 片时正常，涨到 34,395 片后 /files 直接 500（too many SQL variables）</w:t>
+            </w:r>
+          </w:p>
+        </w:tc>
+        <w:tc>
+          <w:tcPr>
+            <w:tcW w:type="dxa" w:w="2438"/>
+          </w:tcPr>
+          <w:p>
+            <w:r>
+              <w:rPr>
+                <w:sz w:val="18"/>
+              </w:rPr>
+              <w:t>改为按页读取（每页 1000 条）再汇总切片数；前端错误提示改为显示后端真实 detail 与状态码</w:t>
+            </w:r>
+          </w:p>
+        </w:tc>
+        <w:tc>
+          <w:tcPr>
+            <w:tcW w:type="dxa" w:w="2438"/>
+          </w:tcPr>
+          <w:p>
+            <w:r>
+              <w:rPr>
+                <w:sz w:val="18"/>
+              </w:rPr>
+              <w:t>根因是「一次性 get() 全部记录」的写法，数据量一大必踩；同类写法已排查（仅剩一个实验脚本）</w:t>
             </w:r>
           </w:p>
         </w:tc>

--- a/docs/AI学习资料知识库-项目计划书.docx
+++ b/docs/AI学习资料知识库-项目计划书.docx
@@ -233,7 +233,7 @@
               <w:spacing w:before="30" w:after="30" w:line="288" w:lineRule="auto"/>
             </w:pPr>
             <w:r>
-              <w:t>v1.13</w:t>
+              <w:t>v1.14</w:t>
             </w:r>
             <w:r>
               <w:rPr>
@@ -19007,6 +19007,60 @@
                 <w:sz w:val="18"/>
               </w:rPr>
               <w:t>根因是「一次性 get() 全部记录」的写法，数据量一大必踩；同类写法已排查（仅剩一个实验脚本）</w:t>
+            </w:r>
+          </w:p>
+        </w:tc>
+      </w:tr>
+      <w:tr>
+        <w:tc>
+          <w:tcPr>
+            <w:tcW w:type="dxa" w:w="2438"/>
+          </w:tcPr>
+          <w:p>
+            <w:r>
+              <w:rPr>
+                <w:sz w:val="18"/>
+              </w:rPr>
+              <w:t>评估报告隐患清理</w:t>
+            </w:r>
+          </w:p>
+        </w:tc>
+        <w:tc>
+          <w:tcPr>
+            <w:tcW w:type="dxa" w:w="2438"/>
+          </w:tcPr>
+          <w:p>
+            <w:r>
+              <w:rPr>
+                <w:sz w:val="18"/>
+              </w:rPr>
+              <w:t>评估发现 2 个 P0（无鉴权、语料漂移）与 4 个 P1</w:t>
+            </w:r>
+          </w:p>
+        </w:tc>
+        <w:tc>
+          <w:tcPr>
+            <w:tcW w:type="dxa" w:w="2438"/>
+          </w:tcPr>
+          <w:p>
+            <w:r>
+              <w:rPr>
+                <w:sz w:val="18"/>
+              </w:rPr>
+              <w:t>1) 新增可选令牌鉴权（X-Auth-Token / ?token=），前端 401 弹窗填令牌；2) split_library.py 把向量复制成 ai-kb-ai（10,942 片）与 ai-kb-ref（23,453 片），原库保留，切到 AI 库后检索 0.92s→0.31s、召回准确不变；3) 上传任务落 SQLite，重启后可查、启动标记中断；4) 入库串行锁，两个上传不再互抢显存；5) 日志写 data/app.log 并轮转；6) 前端加停止生成；7) evaluate_repeat.py 多次采样；8) 修 06_make_testset 的一次性取数</w:t>
+            </w:r>
+          </w:p>
+        </w:tc>
+        <w:tc>
+          <w:tcPr>
+            <w:tcW w:type="dxa" w:w="2438"/>
+          </w:tcPr>
+          <w:p>
+            <w:r>
+              <w:rPr>
+                <w:sz w:val="18"/>
+              </w:rPr>
+              <w:t>剩余：rerank（E2）需 ollama pull bge-reranker-v2-m3；容器内生成慢属 Docker Desktop 限制</w:t>
             </w:r>
           </w:p>
         </w:tc>

--- a/docs/AI学习资料知识库-项目计划书.docx
+++ b/docs/AI学习资料知识库-项目计划书.docx
@@ -233,7 +233,7 @@
               <w:spacing w:before="30" w:after="30" w:line="288" w:lineRule="auto"/>
             </w:pPr>
             <w:r>
-              <w:t>v1.14</w:t>
+              <w:t>v1.15</w:t>
             </w:r>
             <w:r>
               <w:rPr>
@@ -17770,7 +17770,7 @@
               <w:spacing w:before="30" w:after="30" w:line="288" w:lineRule="auto"/>
             </w:pPr>
             <w:r>
-              <w:t>E1 完成：256/512/1024 = 90.0%/90.0%/86.7%，512 最优；E4 完成：overlap 0/20/50 = 83.3%/83.3%/90.0%，证明需 ≥50；E2（rerank）/E3（bge-small/large）需额外拉模型，待用户安装</w:t>
+              <w:t>E1 切片长度、E4 重叠、E5 上下文条数、E6 本地vs云端、E7 拒答提示词、E8 解析器、E2 列表式重排（结论：不采用，Top-1 19→13、检索慢 5 倍）；E3 换 embedding 模型未做</w:t>
             </w:r>
             <w:r>
               <w:rPr>
@@ -19061,6 +19061,60 @@
                 <w:sz w:val="18"/>
               </w:rPr>
               <w:t>剩余：rerank（E2）需 ollama pull bge-reranker-v2-m3；容器内生成慢属 Docker Desktop 限制</w:t>
+            </w:r>
+          </w:p>
+        </w:tc>
+      </w:tr>
+      <w:tr>
+        <w:tc>
+          <w:tcPr>
+            <w:tcW w:type="dxa" w:w="2438"/>
+          </w:tcPr>
+          <w:p>
+            <w:r>
+              <w:rPr>
+                <w:sz w:val="18"/>
+              </w:rPr>
+              <w:t>E2 重排实验（负面结论）</w:t>
+            </w:r>
+          </w:p>
+        </w:tc>
+        <w:tc>
+          <w:tcPr>
+            <w:tcW w:type="dxa" w:w="2438"/>
+          </w:tcPr>
+          <w:p>
+            <w:r>
+              <w:rPr>
+                <w:sz w:val="18"/>
+              </w:rPr>
+              <w:t>想用重排提升 Top-1（当前 19/30）</w:t>
+            </w:r>
+          </w:p>
+        </w:tc>
+        <w:tc>
+          <w:tcPr>
+            <w:tcW w:type="dxa" w:w="2438"/>
+          </w:tcPr>
+          <w:p>
+            <w:r>
+              <w:rPr>
+                <w:sz w:val="18"/>
+              </w:rPr>
+              <w:t>Ollama 0.13 无 /api/rerank，改用 qwen 做列表式排序：Top-1 19→13、平均名次 1.48→1.78、准确率不变、检索 0.32s→1.52s，判定不采用，代码保留在 RERANK=1 后面</w:t>
+            </w:r>
+          </w:p>
+        </w:tc>
+        <w:tc>
+          <w:tcPr>
+            <w:tcW w:type="dxa" w:w="2438"/>
+          </w:tcPr>
+          <w:p>
+            <w:r>
+              <w:rPr>
+                <w:sz w:val="18"/>
+              </w:rPr>
+              <w:t>真正做重排需 cross-encoder（bge-reranker），要拉社区模型 600MB 且效果未验证</w:t>
             </w:r>
           </w:p>
         </w:tc>

--- a/docs/AI学习资料知识库-项目计划书.docx
+++ b/docs/AI学习资料知识库-项目计划书.docx
@@ -233,7 +233,7 @@
               <w:spacing w:before="30" w:after="30" w:line="288" w:lineRule="auto"/>
             </w:pPr>
             <w:r>
-              <w:t>v1.15</w:t>
+              <w:t>v1.16</w:t>
             </w:r>
             <w:r>
               <w:rPr>
@@ -19115,6 +19115,60 @@
                 <w:sz w:val="18"/>
               </w:rPr>
               <w:t>真正做重排需 cross-encoder（bge-reranker），要拉社区模型 600MB 且效果未验证</w:t>
+            </w:r>
+          </w:p>
+        </w:tc>
+      </w:tr>
+      <w:tr>
+        <w:tc>
+          <w:tcPr>
+            <w:tcW w:type="dxa" w:w="2438"/>
+          </w:tcPr>
+          <w:p>
+            <w:r>
+              <w:rPr>
+                <w:sz w:val="18"/>
+              </w:rPr>
+              <w:t>执行交付准备：清理磁盘、开启鉴权、避开端口冲突</w:t>
+            </w:r>
+          </w:p>
+        </w:tc>
+        <w:tc>
+          <w:tcPr>
+            <w:tcW w:type="dxa" w:w="2438"/>
+          </w:tcPr>
+          <w:p>
+            <w:r>
+              <w:rPr>
+                <w:sz w:val="18"/>
+              </w:rPr>
+              <w:t>实验集合占 60% 磁盘；鉴权默认关闭；8000 端口与另一项目冲突导致前端代理打错后端</w:t>
+            </w:r>
+          </w:p>
+        </w:tc>
+        <w:tc>
+          <w:tcPr>
+            <w:tcW w:type="dxa" w:w="2438"/>
+          </w:tcPr>
+          <w:p>
+            <w:r>
+              <w:rPr>
+                <w:sz w:val="18"/>
+              </w:rPr>
+              <w:t>1) 新增 cleanup_experiments.py 删除 5 个实验集合（49,728 片）并 VACUUM，向量库 1,021→829MB；2) 删除与分库重复的全量集合 ai-kb（逐文件核对 34,395 片完全覆盖）；3) .env 设 AUTH_TOKEN（16 字符）并开鉴权，前端 401 弹窗输入、测试自动带令牌（30/30 通过）；4) 后端端口改 8010，Vite 代理与启动脚本同步，避免与另一项目抢 8000；5) 默认集合改为 ai-kb-ai（10,942 片）</w:t>
+            </w:r>
+          </w:p>
+        </w:tc>
+        <w:tc>
+          <w:tcPr>
+            <w:tcW w:type="dxa" w:w="2438"/>
+          </w:tcPr>
+          <w:p>
+            <w:r>
+              <w:rPr>
+                <w:sz w:val="18"/>
+              </w:rPr>
+              <w:t>实测：经 5173 代理问答 10.4s、答案 165 字、出处 5 条、文件列表 21 个；无令牌 401</w:t>
             </w:r>
           </w:p>
         </w:tc>

--- a/docs/AI学习资料知识库-项目计划书.docx
+++ b/docs/AI学习资料知识库-项目计划书.docx
@@ -233,7 +233,7 @@
               <w:spacing w:before="30" w:after="30" w:line="288" w:lineRule="auto"/>
             </w:pPr>
             <w:r>
-              <w:t>v1.16</w:t>
+              <w:t>v1.17</w:t>
             </w:r>
             <w:r>
               <w:rPr>
@@ -19169,6 +19169,60 @@
                 <w:sz w:val="18"/>
               </w:rPr>
               <w:t>实测：经 5173 代理问答 10.4s、答案 165 字、出处 5 条、文件列表 21 个；无令牌 401</w:t>
+            </w:r>
+          </w:p>
+        </w:tc>
+      </w:tr>
+      <w:tr>
+        <w:tc>
+          <w:tcPr>
+            <w:tcW w:type="dxa" w:w="2438"/>
+          </w:tcPr>
+          <w:p>
+            <w:r>
+              <w:rPr>
+                <w:sz w:val="18"/>
+              </w:rPr>
+              <w:t>鉴权改为登录一次（会话 Cookie）</w:t>
+            </w:r>
+          </w:p>
+        </w:tc>
+        <w:tc>
+          <w:tcPr>
+            <w:tcW w:type="dxa" w:w="2438"/>
+          </w:tcPr>
+          <w:p>
+            <w:r>
+              <w:rPr>
+                <w:sz w:val="18"/>
+              </w:rPr>
+              <w:t>上一版要求每个请求都带 X-Auth-Token，文件链接还得拼 ?token=，用起来麻烦</w:t>
+            </w:r>
+          </w:p>
+        </w:tc>
+        <w:tc>
+          <w:tcPr>
+            <w:tcW w:type="dxa" w:w="2438"/>
+          </w:tcPr>
+          <w:p>
+            <w:r>
+              <w:rPr>
+                <w:sz w:val="18"/>
+              </w:rPr>
+              <w:t>新增 POST /login（校验令牌后下发 7 天 HttpOnly Cookie）、POST /logout、GET /auth/status；中间件改为 Cookie / 请求头 / ?token= 三选一；前端首次打开弹登录框，支持 ?token= 一次性登录链接，界面右下角可退出登录</w:t>
+            </w:r>
+          </w:p>
+        </w:tc>
+        <w:tc>
+          <w:tcPr>
+            <w:tcW w:type="dxa" w:w="2438"/>
+          </w:tcPr>
+          <w:p>
+            <w:r>
+              <w:rPr>
+                <w:sz w:val="18"/>
+              </w:rPr>
+              <w:t>实测：未登录 401、登录后仅靠 Cookie 访问 21 个文件、链接自动登录并去掉地址栏参数、30/30 用例通过</w:t>
             </w:r>
           </w:p>
         </w:tc>

--- a/docs/AI学习资料知识库-项目计划书.docx
+++ b/docs/AI学习资料知识库-项目计划书.docx
@@ -233,7 +233,7 @@
               <w:spacing w:before="30" w:after="30" w:line="288" w:lineRule="auto"/>
             </w:pPr>
             <w:r>
-              <w:t>v1.17</w:t>
+              <w:t>v1.18</w:t>
             </w:r>
             <w:r>
               <w:rPr>
@@ -19223,6 +19223,60 @@
                 <w:sz w:val="18"/>
               </w:rPr>
               <w:t>实测：未登录 401、登录后仅靠 Cookie 访问 21 个文件、链接自动登录并去掉地址栏参数、30/30 用例通过</w:t>
+            </w:r>
+          </w:p>
+        </w:tc>
+      </w:tr>
+      <w:tr>
+        <w:tc>
+          <w:tcPr>
+            <w:tcW w:type="dxa" w:w="2438"/>
+          </w:tcPr>
+          <w:p>
+            <w:r>
+              <w:rPr>
+                <w:sz w:val="18"/>
+              </w:rPr>
+              <w:t>公网部署前加固</w:t>
+            </w:r>
+          </w:p>
+        </w:tc>
+        <w:tc>
+          <w:tcPr>
+            <w:tcW w:type="dxa" w:w="2438"/>
+          </w:tcPr>
+          <w:p>
+            <w:r>
+              <w:rPr>
+                <w:sz w:val="18"/>
+              </w:rPr>
+              <w:t>缺限流、接口文档公网暴露、Cookie 无 Secure、无备份脚本</w:t>
+            </w:r>
+          </w:p>
+        </w:tc>
+        <w:tc>
+          <w:tcPr>
+            <w:tcW w:type="dxa" w:w="2438"/>
+          </w:tcPr>
+          <w:p>
+            <w:r>
+              <w:rPr>
+                <w:sz w:val="18"/>
+              </w:rPr>
+              <w:t>1) 应用层按 IP 限流（普通 120/分钟、上传 30/分钟，超限 429 + Retry-After）；2) DOCS_ENABLED=0 可关闭 /docs 与 /openapi.json；3) COOKIE_SECURE=1 给会话 Cookie 加 Secure；4) 新增 scripts/backup_data.py（向量库+SQLite+上传，实测 701MB/67 文件）；5) deploy/nginx-public.conf（HTTPS + 证书占位 + 两档 limit_req + SSE 不缓冲）</w:t>
+            </w:r>
+          </w:p>
+        </w:tc>
+        <w:tc>
+          <w:tcPr>
+            <w:tcW w:type="dxa" w:w="2438"/>
+          </w:tcPr>
+          <w:p>
+            <w:r>
+              <w:rPr>
+                <w:sz w:val="18"/>
+              </w:rPr>
+              <w:t>实测：阈值设 3 时第 4 次请求返回 429；DOCS_ENABLED=0 时 /docs 与 /openapi.json 404；默认阈值下 30/30 用例仍通过</w:t>
             </w:r>
           </w:p>
         </w:tc>
